--- a/World-Builds/Cappadocian/cappadocian_Integrated_Ecology_Analysis.docx
+++ b/World-Builds/Cappadocian/cappadocian_Integrated_Ecology_Analysis.docx
@@ -2,25 +2,23 @@
 <file path=word/document.xml><?xml version="1.0" encoding="utf-8"?>
 <w:document xmlns:w="http://schemas.openxmlformats.org/wordprocessingml/2006/main" xmlns:m="http://schemas.openxmlformats.org/officeDocument/2006/math" xmlns:r="http://schemas.openxmlformats.org/officeDocument/2006/relationships" xmlns:o="urn:schemas-microsoft-com:office:office" xmlns:v="urn:schemas-microsoft-com:vml" xmlns:w10="urn:schemas-microsoft-com:office:word" xmlns:a="http://schemas.openxmlformats.org/drawingml/2006/main" xmlns:pic="http://schemas.openxmlformats.org/drawingml/2006/picture" xmlns:wp="http://schemas.openxmlformats.org/drawingml/2006/wordprocessingDrawing">
   <w:body>
+    <w:bookmarkStart w:id="38" w:name="doc_07-integrated-ecology-analysis"/>
     <w:p>
       <w:pPr>
         <w:pStyle w:val="Heading1"/>
       </w:pPr>
-      <w:bookmarkStart w:id="20" w:name="doc_07-integrated-ecology-analysis"/>
       <w:r>
         <w:t xml:space="preserve">Doc_07 — Integrated Ecology Analysis</w:t>
       </w:r>
-      <w:bookmarkEnd w:id="20"/>
-    </w:p>
+    </w:p>
+    <w:bookmarkStart w:id="20" w:name="X3a224018e614a0aaf42edbebe800571f6fb64c5"/>
     <w:p>
       <w:pPr>
         <w:pStyle w:val="Heading2"/>
       </w:pPr>
-      <w:bookmarkStart w:id="21" w:name="X489262c40f1fb73c52678aea9ee571b46d69319"/>
-      <w:r>
-        <w:t xml:space="preserve">Nicene-Cappadocian Formation World (cappadocian) — Church in Conversation V7</w:t>
-      </w:r>
-      <w:bookmarkEnd w:id="21"/>
+      <w:r>
+        <w:t xml:space="preserve">Cappadocian Formation World (cappadocian) — Church in Conversation V7</w:t>
+      </w:r>
     </w:p>
     <w:p>
       <w:pPr>
@@ -28,6 +26,7 @@
       </w:pPr>
       <w:r>
         <w:rPr>
+          <w:bCs/>
           <w:b/>
         </w:rPr>
         <w:t xml:space="preserve">Produced at:</w:t>
@@ -43,6 +42,7 @@
       </w:r>
       <w:r>
         <w:rPr>
+          <w:bCs/>
           <w:b/>
         </w:rPr>
         <w:t xml:space="preserve">Governed by:</w:t>
@@ -58,6 +58,7 @@
       </w:r>
       <w:r>
         <w:rPr>
+          <w:bCs/>
           <w:b/>
         </w:rPr>
         <w:t xml:space="preserve">Voice:</w:t>
@@ -69,15 +70,15 @@
         <w:t xml:space="preserve">Analytical throughout (construction record).</w:t>
       </w:r>
     </w:p>
+    <w:bookmarkEnd w:id="20"/>
+    <w:bookmarkStart w:id="21" w:name="X73e97b45229c7f6367a76336e4d4655d0b1ea3d"/>
     <w:p>
       <w:pPr>
         <w:pStyle w:val="Heading2"/>
       </w:pPr>
-      <w:bookmarkStart w:id="22" w:name="X73e97b45229c7f6367a76336e4d4655d0b1ea3d"/>
       <w:r>
         <w:t xml:space="preserve">Section 1 — Document Identity and Confirmed Inputs</w:t>
       </w:r>
-      <w:bookmarkEnd w:id="22"/>
     </w:p>
     <w:p>
       <w:pPr>
@@ -85,6 +86,7 @@
       </w:pPr>
       <w:r>
         <w:rPr>
+          <w:bCs/>
           <w:b/>
         </w:rPr>
         <w:t xml:space="preserve">World:</w:t>
@@ -93,7 +95,7 @@
         <w:t xml:space="preserve"> </w:t>
       </w:r>
       <w:r>
-        <w:t xml:space="preserve">Nicene-Cappadocian (</w:t>
+        <w:t xml:space="preserve">Cappadocian Christianity (</w:t>
       </w:r>
       <w:r>
         <w:t xml:space="preserve">“</w:t>
@@ -112,6 +114,7 @@
       </w:r>
       <w:r>
         <w:rPr>
+          <w:bCs/>
           <w:b/>
         </w:rPr>
         <w:t xml:space="preserve">Code:</w:t>
@@ -127,6 +130,7 @@
       </w:r>
       <w:r>
         <w:rPr>
+          <w:bCs/>
           <w:b/>
         </w:rPr>
         <w:t xml:space="preserve">Builder:</w:t>
@@ -142,6 +146,7 @@
       </w:r>
       <w:r>
         <w:rPr>
+          <w:bCs/>
           <w:b/>
         </w:rPr>
         <w:t xml:space="preserve">Date:</w:t>
@@ -156,21 +161,20 @@
     <w:tbl>
       <w:tblPr>
         <w:tblStyle w:val="Table"/>
-        <w:tblW w:type="pct" w:w="0.0"/>
-        <w:tblLook w:firstRow="1"/>
+        <w:tblW w:type="pct" w:w="5000"/>
+        <w:tblLook w:firstRow="1" w:lastRow="0" w:firstColumn="0" w:lastColumn="0" w:noHBand="0" w:noVBand="0" w:val="0020"/>
+        <w:jc w:val="start"/>
       </w:tblPr>
-      <w:tblGrid/>
+      <w:tblGrid>
+        <w:gridCol w:w="3960"/>
+        <w:gridCol w:w="3960"/>
+      </w:tblGrid>
       <w:tr>
         <w:trPr>
-          <w:cnfStyle w:firstRow="1"/>
+          <w:tblHeader w:val="true"/>
         </w:trPr>
         <w:tc>
-          <w:tcPr>
-            <w:tcBorders>
-              <w:bottom w:val="single"/>
-            </w:tcBorders>
-            <w:vAlign w:val="bottom"/>
-          </w:tcPr>
+          <w:tcPr/>
           <w:p>
             <w:pPr>
               <w:pStyle w:val="Compact"/>
@@ -182,12 +186,7 @@
           </w:p>
         </w:tc>
         <w:tc>
-          <w:tcPr>
-            <w:tcBorders>
-              <w:bottom w:val="single"/>
-            </w:tcBorders>
-            <w:vAlign w:val="bottom"/>
-          </w:tcPr>
+          <w:tcPr/>
           <w:p>
             <w:pPr>
               <w:pStyle w:val="Compact"/>
@@ -201,6 +200,7 @@
       </w:tr>
       <w:tr>
         <w:tc>
+          <w:tcPr/>
           <w:p>
             <w:pPr>
               <w:pStyle w:val="Compact"/>
@@ -212,6 +212,7 @@
           </w:p>
         </w:tc>
         <w:tc>
+          <w:tcPr/>
           <w:p>
             <w:pPr>
               <w:pStyle w:val="Compact"/>
@@ -225,6 +226,7 @@
       </w:tr>
       <w:tr>
         <w:tc>
+          <w:tcPr/>
           <w:p>
             <w:pPr>
               <w:pStyle w:val="Compact"/>
@@ -236,6 +238,7 @@
           </w:p>
         </w:tc>
         <w:tc>
+          <w:tcPr/>
           <w:p>
             <w:pPr>
               <w:pStyle w:val="Compact"/>
@@ -249,6 +252,7 @@
       </w:tr>
       <w:tr>
         <w:tc>
+          <w:tcPr/>
           <w:p>
             <w:pPr>
               <w:pStyle w:val="Compact"/>
@@ -260,6 +264,7 @@
           </w:p>
         </w:tc>
         <w:tc>
+          <w:tcPr/>
           <w:p>
             <w:pPr>
               <w:pStyle w:val="Compact"/>
@@ -273,6 +278,7 @@
       </w:tr>
       <w:tr>
         <w:tc>
+          <w:tcPr/>
           <w:p>
             <w:pPr>
               <w:pStyle w:val="Compact"/>
@@ -284,6 +290,7 @@
           </w:p>
         </w:tc>
         <w:tc>
+          <w:tcPr/>
           <w:p>
             <w:pPr>
               <w:pStyle w:val="Compact"/>
@@ -297,6 +304,7 @@
       </w:tr>
       <w:tr>
         <w:tc>
+          <w:tcPr/>
           <w:p>
             <w:pPr>
               <w:pStyle w:val="Compact"/>
@@ -308,6 +316,7 @@
           </w:p>
         </w:tc>
         <w:tc>
+          <w:tcPr/>
           <w:p>
             <w:pPr>
               <w:pStyle w:val="Compact"/>
@@ -321,6 +330,7 @@
       </w:tr>
       <w:tr>
         <w:tc>
+          <w:tcPr/>
           <w:p>
             <w:pPr>
               <w:pStyle w:val="Compact"/>
@@ -332,6 +342,7 @@
           </w:p>
         </w:tc>
         <w:tc>
+          <w:tcPr/>
           <w:p>
             <w:pPr>
               <w:pStyle w:val="Compact"/>
@@ -350,6 +361,7 @@
       </w:pPr>
       <w:r>
         <w:rPr>
+          <w:bCs/>
           <w:b/>
         </w:rPr>
         <w:t xml:space="preserve">Gate confirmation:</w:t>
@@ -368,25 +380,24 @@
         </w:pict>
       </w:r>
     </w:p>
+    <w:bookmarkEnd w:id="21"/>
+    <w:bookmarkStart w:id="32" w:name="section-2-integration-lenses"/>
     <w:p>
       <w:pPr>
         <w:pStyle w:val="Heading2"/>
       </w:pPr>
-      <w:bookmarkStart w:id="23" w:name="section-2-integration-lenses"/>
       <w:r>
         <w:t xml:space="preserve">Section 2 — Integration Lenses</w:t>
       </w:r>
-      <w:bookmarkEnd w:id="23"/>
-    </w:p>
+    </w:p>
+    <w:bookmarkStart w:id="22" w:name="a-emotional-ecology-required"/>
     <w:p>
       <w:pPr>
         <w:pStyle w:val="Heading3"/>
       </w:pPr>
-      <w:bookmarkStart w:id="24" w:name="a-emotional-ecology-required"/>
       <w:r>
         <w:t xml:space="preserve">2A — Emotional Ecology [REQUIRED]</w:t>
       </w:r>
-      <w:bookmarkEnd w:id="24"/>
     </w:p>
     <w:p>
       <w:pPr>
@@ -394,6 +405,7 @@
       </w:pPr>
       <w:r>
         <w:rPr>
+          <w:bCs/>
           <w:b/>
         </w:rPr>
         <w:t xml:space="preserve">What this lens reveals:</w:t>
@@ -409,6 +421,7 @@
       </w:r>
       <w:r>
         <w:rPr>
+          <w:iCs/>
           <w:i/>
         </w:rPr>
         <w:t xml:space="preserve">said</w:t>
@@ -424,6 +437,7 @@
       </w:r>
       <w:r>
         <w:rPr>
+          <w:iCs/>
           <w:i/>
         </w:rPr>
         <w:t xml:space="preserve">felt</w:t>
@@ -441,6 +455,7 @@
       </w:pPr>
       <w:r>
         <w:rPr>
+          <w:bCs/>
           <w:b/>
         </w:rPr>
         <w:t xml:space="preserve">Dominant emotional register:</w:t>
@@ -476,6 +491,7 @@
       </w:pPr>
       <w:r>
         <w:rPr>
+          <w:bCs/>
           <w:b/>
         </w:rPr>
         <w:t xml:space="preserve">Emotionally dangerous states:</w:t>
@@ -511,6 +527,7 @@
       </w:pPr>
       <w:r>
         <w:rPr>
+          <w:bCs/>
           <w:b/>
         </w:rPr>
         <w:t xml:space="preserve">Emotional arc of formation:</w:t>
@@ -528,6 +545,7 @@
       </w:pPr>
       <w:r>
         <w:rPr>
+          <w:bCs/>
           <w:b/>
         </w:rPr>
         <w:t xml:space="preserve">Gravities most visible in the emotional texture:</w:t>
@@ -543,6 +561,7 @@
       </w:r>
       <w:r>
         <w:rPr>
+          <w:iCs/>
           <w:i/>
         </w:rPr>
         <w:t xml:space="preserve">felt</w:t>
@@ -560,6 +579,7 @@
       </w:pPr>
       <w:r>
         <w:rPr>
+          <w:bCs/>
           <w:b/>
         </w:rPr>
         <w:t xml:space="preserve">What Emotional Ecology reveals that Doc_05 alone did not show:</w:t>
@@ -575,6 +595,7 @@
       </w:r>
       <w:r>
         <w:rPr>
+          <w:iCs/>
           <w:i/>
         </w:rPr>
         <w:t xml:space="preserve">same trained capacity</w:t>
@@ -601,15 +622,15 @@
         <w:t xml:space="preserve">about a word for God and about a deathbed hope in the same breath. That is one skill, not two.</w:t>
       </w:r>
     </w:p>
+    <w:bookmarkEnd w:id="22"/>
+    <w:bookmarkStart w:id="23" w:name="b-philosophical-ecology-required"/>
     <w:p>
       <w:pPr>
         <w:pStyle w:val="Heading3"/>
       </w:pPr>
-      <w:bookmarkStart w:id="25" w:name="b-philosophical-ecology-required"/>
       <w:r>
         <w:t xml:space="preserve">2B — Philosophical Ecology [REQUIRED]</w:t>
       </w:r>
-      <w:bookmarkEnd w:id="25"/>
     </w:p>
     <w:p>
       <w:pPr>
@@ -617,6 +638,7 @@
       </w:pPr>
       <w:r>
         <w:rPr>
+          <w:bCs/>
           <w:b/>
         </w:rPr>
         <w:t xml:space="preserve">What this lens reveals:</w:t>
@@ -634,6 +656,7 @@
       </w:pPr>
       <w:r>
         <w:rPr>
+          <w:bCs/>
           <w:b/>
         </w:rPr>
         <w:t xml:space="preserve">Fundamental ontological assumptions:</w:t>
@@ -642,13 +665,14 @@
         <w:t xml:space="preserve"> </w:t>
       </w:r>
       <w:r>
-        <w:t xml:space="preserve">reality divides once and absolutely: the Uncreated (Father, Son, Holy Spirit — one ousia) and everything made (Doc_06 §1). There is no ladder of intermediate divinities — which is exactly what the era’s fight was about: an almost-divine Son or a creaturely Spirit would populate the forbidden middle (Doc_04 §2 Candidate 1). The creature-Creator interval (diastēma — Doc_06 §33, Nyssen-weighted and flagged) cannot be crossed from below; it can be</w:t>
-      </w:r>
-      <w:r>
-        <w:t xml:space="preserve"> </w:t>
-      </w:r>
-      <w:r>
-        <w:rPr>
+        <w:t xml:space="preserve">reality divides once and absolutely: the Uncreated (Father, Son, Holy Spirit — one ousia) and everything made (Doc_06 §1). There is no ladder of intermediate divinities — which is exactly what the era’s fight was about: an almost-divine Son or a creaturely Spirit would populate the forbidden middle (Doc_04 §3.1 Candidate 1). The creature-Creator interval (diastēma — Doc_06 §33, Nyssen-weighted and flagged) cannot be crossed from below; it can be</w:t>
+      </w:r>
+      <w:r>
+        <w:t xml:space="preserve"> </w:t>
+      </w:r>
+      <w:r>
+        <w:rPr>
+          <w:iCs/>
           <w:i/>
         </w:rPr>
         <w:t xml:space="preserve">inhabited from above</w:t>
@@ -666,6 +690,7 @@
       </w:pPr>
       <w:r>
         <w:rPr>
+          <w:bCs/>
           <w:b/>
         </w:rPr>
         <w:t xml:space="preserve">Understanding of the human person:</w:t>
@@ -681,6 +706,7 @@
       </w:r>
       <w:r>
         <w:rPr>
+          <w:iCs/>
           <w:i/>
         </w:rPr>
         <w:t xml:space="preserve">unbounded in calling</w:t>
@@ -698,6 +724,7 @@
       </w:pPr>
       <w:r>
         <w:rPr>
+          <w:bCs/>
           <w:b/>
         </w:rPr>
         <w:t xml:space="preserve">Temporal assumptions:</w:t>
@@ -715,6 +742,7 @@
       </w:pPr>
       <w:r>
         <w:rPr>
+          <w:bCs/>
           <w:b/>
         </w:rPr>
         <w:t xml:space="preserve">How philosophical ecology grounds the emotional ecology:</w:t>
@@ -730,6 +758,7 @@
       </w:r>
       <w:r>
         <w:rPr>
+          <w:iCs/>
           <w:i/>
         </w:rPr>
         <w:t xml:space="preserve">is</w:t>
@@ -747,6 +776,7 @@
       </w:pPr>
       <w:r>
         <w:rPr>
+          <w:bCs/>
           <w:b/>
         </w:rPr>
         <w:t xml:space="preserve">Gravities most visible in the philosophical structure:</w:t>
@@ -764,6 +794,7 @@
       </w:pPr>
       <w:r>
         <w:rPr>
+          <w:bCs/>
           <w:b/>
         </w:rPr>
         <w:t xml:space="preserve">What Philosophical Ecology reveals that Doc_05 alone did not show:</w:t>
@@ -775,15 +806,15 @@
         <w:t xml:space="preserve">the world’s social ethics and its Trinitarian dogma are one metaphysics applied in two directions — the same refusal of intermediate rank that keeps the Spirit fully God keeps the beggar fully image. A world that had allowed graded quasi-divinity above would have found it easier to allow graded quasi-humanity below. (This synthesis judgment is the build’s own; flagged for external review as such.)</w:t>
       </w:r>
     </w:p>
+    <w:bookmarkEnd w:id="23"/>
+    <w:bookmarkStart w:id="24" w:name="c-authority-structures-required"/>
     <w:p>
       <w:pPr>
         <w:pStyle w:val="Heading3"/>
       </w:pPr>
-      <w:bookmarkStart w:id="26" w:name="c-authority-structures-required"/>
       <w:r>
         <w:t xml:space="preserve">2C — Authority Structures [REQUIRED]</w:t>
       </w:r>
-      <w:bookmarkEnd w:id="26"/>
     </w:p>
     <w:p>
       <w:pPr>
@@ -791,6 +822,7 @@
       </w:pPr>
       <w:r>
         <w:rPr>
+          <w:bCs/>
           <w:b/>
         </w:rPr>
         <w:t xml:space="preserve">What this lens reveals:</w:t>
@@ -806,6 +838,7 @@
       </w:r>
       <w:r>
         <w:rPr>
+          <w:iCs/>
           <w:i/>
         </w:rPr>
         <w:t xml:space="preserve">inherited, weighed, and suffered-for</w:t>
@@ -841,6 +874,7 @@
       </w:pPr>
       <w:r>
         <w:rPr>
+          <w:bCs/>
           <w:b/>
         </w:rPr>
         <w:t xml:space="preserve">Primary sources of authority:</w:t>
@@ -856,6 +890,7 @@
       </w:r>
       <w:r>
         <w:rPr>
+          <w:iCs/>
           <w:i/>
         </w:rPr>
         <w:t xml:space="preserve">everyone</w:t>
@@ -889,6 +924,7 @@
       </w:r>
       <w:r>
         <w:rPr>
+          <w:bCs/>
           <w:b/>
         </w:rPr>
         <w:t xml:space="preserve">unwritten customs</w:t>
@@ -904,6 +940,7 @@
       </w:r>
       <w:r>
         <w:rPr>
+          <w:iCs/>
           <w:i/>
         </w:rPr>
         <w:t xml:space="preserve">theorized</w:t>
@@ -939,6 +976,7 @@
       </w:pPr>
       <w:r>
         <w:rPr>
+          <w:bCs/>
           <w:b/>
         </w:rPr>
         <w:t xml:space="preserve">Transmission of authority:</w:t>
@@ -954,6 +992,7 @@
       </w:r>
       <w:r>
         <w:rPr>
+          <w:iCs/>
           <w:i/>
         </w:rPr>
         <w:t xml:space="preserve">against the will</w:t>
@@ -971,6 +1010,7 @@
       </w:pPr>
       <w:r>
         <w:rPr>
+          <w:bCs/>
           <w:b/>
         </w:rPr>
         <w:t xml:space="preserve">Sites of contestation (carried, not resolved):</w:t>
@@ -986,6 +1026,7 @@
       </w:r>
       <w:r>
         <w:rPr>
+          <w:iCs/>
           <w:i/>
         </w:rPr>
         <w:t xml:space="preserve">reserve</w:t>
@@ -1001,6 +1042,7 @@
       </w:r>
       <w:r>
         <w:rPr>
+          <w:iCs/>
           <w:i/>
         </w:rPr>
         <w:t xml:space="preserve">candor</w:t>
@@ -1018,6 +1060,7 @@
       </w:pPr>
       <w:r>
         <w:rPr>
+          <w:bCs/>
           <w:b/>
         </w:rPr>
         <w:t xml:space="preserve">Authority and formation:</w:t>
@@ -1033,6 +1076,7 @@
       </w:r>
       <w:r>
         <w:rPr>
+          <w:iCs/>
           <w:i/>
         </w:rPr>
         <w:t xml:space="preserve">seized</w:t>
@@ -1050,6 +1094,7 @@
       </w:pPr>
       <w:r>
         <w:rPr>
+          <w:bCs/>
           <w:b/>
         </w:rPr>
         <w:t xml:space="preserve">Gravities most illuminated:</w:t>
@@ -1067,6 +1112,7 @@
       </w:pPr>
       <w:r>
         <w:rPr>
+          <w:bCs/>
           <w:b/>
         </w:rPr>
         <w:t xml:space="preserve">What Authority Structures reveals that Doc_05 alone did not show:</w:t>
@@ -1082,6 +1128,7 @@
       </w:r>
       <w:r>
         <w:rPr>
+          <w:iCs/>
           <w:i/>
         </w:rPr>
         <w:t xml:space="preserve">distributed and portable</w:t>
@@ -1090,15 +1137,15 @@
         <w:t xml:space="preserve">. This is why exile fails against it: you can banish a bishop, but not a doxology.</w:t>
       </w:r>
     </w:p>
+    <w:bookmarkEnd w:id="24"/>
+    <w:bookmarkStart w:id="25" w:name="X4febd3825af76da69f28829c1e107cbe970c0ee"/>
     <w:p>
       <w:pPr>
         <w:pStyle w:val="Heading3"/>
       </w:pPr>
-      <w:bookmarkStart w:id="27" w:name="X4febd3825af76da69f28829c1e107cbe970c0ee"/>
       <w:r>
         <w:t xml:space="preserve">2D — Boundary Structures [REQUIRED — forces-integrated]</w:t>
       </w:r>
-      <w:bookmarkEnd w:id="27"/>
     </w:p>
     <w:p>
       <w:pPr>
@@ -1106,6 +1153,7 @@
       </w:pPr>
       <w:r>
         <w:rPr>
+          <w:bCs/>
           <w:b/>
         </w:rPr>
         <w:t xml:space="preserve">What this lens reveals:</w:t>
@@ -1121,6 +1169,7 @@
       </w:r>
       <w:r>
         <w:rPr>
+          <w:iCs/>
           <w:i/>
         </w:rPr>
         <w:t xml:space="preserve">near</w:t>
@@ -1138,6 +1187,7 @@
       </w:pPr>
       <w:r>
         <w:rPr>
+          <w:bCs/>
           <w:b/>
         </w:rPr>
         <w:t xml:space="preserve">Membership logic:</w:t>
@@ -1153,6 +1203,7 @@
       </w:r>
       <w:r>
         <w:rPr>
+          <w:iCs/>
           <w:i/>
         </w:rPr>
         <w:t xml:space="preserve">inside</w:t>
@@ -1170,6 +1221,7 @@
       </w:pPr>
       <w:r>
         <w:rPr>
+          <w:bCs/>
           <w:b/>
         </w:rPr>
         <w:t xml:space="preserve">Relation to what is outside:</w:t>
@@ -1185,6 +1237,7 @@
       </w:r>
       <w:r>
         <w:rPr>
+          <w:bCs/>
           <w:b/>
         </w:rPr>
         <w:t xml:space="preserve">Homoian imperial church</w:t>
@@ -1200,6 +1253,7 @@
       </w:r>
       <w:r>
         <w:rPr>
+          <w:bCs/>
           <w:b/>
         </w:rPr>
         <w:t xml:space="preserve">Eunomians</w:t>
@@ -1215,6 +1269,7 @@
       </w:r>
       <w:r>
         <w:rPr>
+          <w:bCs/>
           <w:b/>
         </w:rPr>
         <w:t xml:space="preserve">radical ascetics</w:t>
@@ -1230,6 +1285,7 @@
       </w:r>
       <w:r>
         <w:rPr>
+          <w:bCs/>
           <w:b/>
         </w:rPr>
         <w:t xml:space="preserve">old religion</w:t>
@@ -1245,6 +1301,7 @@
       </w:r>
       <w:r>
         <w:rPr>
+          <w:bCs/>
           <w:b/>
         </w:rPr>
         <w:t xml:space="preserve">frontier and neighbor churches</w:t>
@@ -1260,6 +1317,7 @@
       </w:r>
       <w:r>
         <w:rPr>
+          <w:bCs/>
           <w:b/>
         </w:rPr>
         <w:t xml:space="preserve">Jews</w:t>
@@ -1277,6 +1335,7 @@
       </w:pPr>
       <w:r>
         <w:rPr>
+          <w:bCs/>
           <w:b/>
         </w:rPr>
         <w:t xml:space="preserve">Forces most visible in the boundary structures:</w:t>
@@ -1292,6 +1351,7 @@
       </w:r>
       <w:r>
         <w:rPr>
+          <w:iCs/>
           <w:i/>
         </w:rPr>
         <w:t xml:space="preserve">opposite direction</w:t>
@@ -1307,6 +1367,7 @@
       </w:r>
       <w:r>
         <w:rPr>
+          <w:iCs/>
           <w:i/>
         </w:rPr>
         <w:t xml:space="preserve">know</w:t>
@@ -1324,6 +1385,7 @@
       </w:pPr>
       <w:r>
         <w:rPr>
+          <w:bCs/>
           <w:b/>
         </w:rPr>
         <w:t xml:space="preserve">Boundary contestation:</w:t>
@@ -1341,6 +1403,7 @@
       </w:pPr>
       <w:r>
         <w:rPr>
+          <w:bCs/>
           <w:b/>
         </w:rPr>
         <w:t xml:space="preserve">Boundary logic and formation:</w:t>
@@ -1356,6 +1419,7 @@
       </w:r>
       <w:r>
         <w:rPr>
+          <w:iCs/>
           <w:i/>
         </w:rPr>
         <w:t xml:space="preserve">exactly and without hate</w:t>
@@ -1373,6 +1437,7 @@
       </w:pPr>
       <w:r>
         <w:rPr>
+          <w:bCs/>
           <w:b/>
         </w:rPr>
         <w:t xml:space="preserve">What Boundary Structures reveals that Doc_05 alone did not show:</w:t>
@@ -1384,15 +1449,15 @@
         <w:t xml:space="preserve">this world’s boundaries and its epistemology are the same structure. The graded receptions (heretic/schismatic/parasynagogue), the graded penances, and the graded speech-registers (theologia/oikonomia) are one habit of mind: distinctions made finely so that mercy can be administered precisely. The world draws lines the way it uses words — as instruments of exactness in the service of communion, not weapons.</w:t>
       </w:r>
     </w:p>
+    <w:bookmarkEnd w:id="25"/>
+    <w:bookmarkStart w:id="26" w:name="X095fd562c381cd587e560673f59653f604110a6"/>
     <w:p>
       <w:pPr>
         <w:pStyle w:val="Heading3"/>
       </w:pPr>
-      <w:bookmarkStart w:id="28" w:name="X095fd562c381cd587e560673f59653f604110a6"/>
       <w:r>
         <w:t xml:space="preserve">2E — Formation Logic [REQUIRED — synthesis lens, applied last]</w:t>
       </w:r>
-      <w:bookmarkEnd w:id="28"/>
     </w:p>
     <w:p>
       <w:pPr>
@@ -1400,6 +1465,7 @@
       </w:pPr>
       <w:r>
         <w:rPr>
+          <w:bCs/>
           <w:b/>
         </w:rPr>
         <w:t xml:space="preserve">What this lens reveals (the coherence named):</w:t>
@@ -1415,6 +1481,7 @@
       </w:r>
       <w:r>
         <w:rPr>
+          <w:bCs/>
           <w:b/>
         </w:rPr>
         <w:t xml:space="preserve">binding every register of life — word, household, wealth, learning, grief — into the right glorification of the God no mind can compass, so that precision of confession and mercy toward the image-bearer become one trained reverence (eusebeia).</w:t>
@@ -1426,6 +1493,7 @@
       </w:pPr>
       <w:r>
         <w:rPr>
+          <w:bCs/>
           <w:b/>
         </w:rPr>
         <w:t xml:space="preserve">The fundamental aim of formation:</w:t>
@@ -1443,6 +1511,7 @@
       </w:pPr>
       <w:r>
         <w:rPr>
+          <w:bCs/>
           <w:b/>
         </w:rPr>
         <w:t xml:space="preserve">The formation mechanism:</w:t>
@@ -1452,6 +1521,7 @@
       </w:r>
       <w:r>
         <w:rPr>
+          <w:iCs/>
           <w:i/>
         </w:rPr>
         <w:t xml:space="preserve">reception before analysis, repetition before articulation.</w:t>
@@ -1467,6 +1537,7 @@
       </w:r>
       <w:r>
         <w:rPr>
+          <w:iCs/>
           <w:i/>
         </w:rPr>
         <w:t xml:space="preserve">explanation of what you already do</w:t>
@@ -1484,6 +1555,7 @@
       </w:pPr>
       <w:r>
         <w:rPr>
+          <w:bCs/>
           <w:b/>
         </w:rPr>
         <w:t xml:space="preserve">The formation arc:</w:t>
@@ -1501,6 +1573,7 @@
       </w:pPr>
       <w:r>
         <w:rPr>
+          <w:bCs/>
           <w:b/>
         </w:rPr>
         <w:t xml:space="preserve">How the lenses integrate as a formation system:</w:t>
@@ -1516,6 +1589,7 @@
       </w:r>
       <w:r>
         <w:rPr>
+          <w:iCs/>
           <w:i/>
         </w:rPr>
         <w:t xml:space="preserve">presumption</w:t>
@@ -1533,6 +1607,7 @@
       </w:pPr>
       <w:r>
         <w:rPr>
+          <w:bCs/>
           <w:b/>
         </w:rPr>
         <w:t xml:space="preserve">Formation logic and confirmed gravities:</w:t>
@@ -1550,6 +1625,7 @@
       </w:pPr>
       <w:r>
         <w:rPr>
+          <w:bCs/>
           <w:b/>
         </w:rPr>
         <w:t xml:space="preserve">What no individual document showed:</w:t>
@@ -1565,6 +1641,7 @@
       </w:r>
       <w:r>
         <w:rPr>
+          <w:bCs/>
           <w:b/>
         </w:rPr>
         <w:t xml:space="preserve">doxology institutionalized under hostile weather</w:t>
@@ -1580,6 +1657,7 @@
       </w:r>
       <w:r>
         <w:rPr>
+          <w:iCs/>
           <w:i/>
         </w:rPr>
         <w:t xml:space="preserve">portable</w:t>
@@ -1591,15 +1669,15 @@
         <w:t xml:space="preserve">(formula, psalm, custom, alms) because for two generations nothing fixed could be trusted to stay in friendly hands.</w:t>
       </w:r>
     </w:p>
+    <w:bookmarkEnd w:id="26"/>
+    <w:bookmarkStart w:id="27" w:name="X6d91b5e5aa3d0f2dcd34d0800765bfe8f683843"/>
     <w:p>
       <w:pPr>
         <w:pStyle w:val="Heading3"/>
       </w:pPr>
-      <w:bookmarkStart w:id="29" w:name="X6d91b5e5aa3d0f2dcd34d0800765bfe8f683843"/>
       <w:r>
         <w:t xml:space="preserve">2F — Memory Structures [OPTIONAL — applied; evidence warrants]</w:t>
       </w:r>
-      <w:bookmarkEnd w:id="29"/>
     </w:p>
     <w:p>
       <w:pPr>
@@ -1607,6 +1685,7 @@
       </w:pPr>
       <w:r>
         <w:rPr>
+          <w:bCs/>
           <w:b/>
         </w:rPr>
         <w:t xml:space="preserve">Why applied:</w:t>
@@ -1622,6 +1701,7 @@
       </w:r>
       <w:r>
         <w:rPr>
+          <w:iCs/>
           <w:i/>
         </w:rPr>
         <w:t xml:space="preserve">fresh and familial</w:t>
@@ -1630,13 +1710,14 @@
         <w:t xml:space="preserve"> </w:t>
       </w:r>
       <w:r>
-        <w:t xml:space="preserve">(Doc_04 §4).</w:t>
-      </w:r>
-      <w:r>
-        <w:t xml:space="preserve"> </w:t>
-      </w:r>
-      <w:r>
-        <w:rPr>
+        <w:t xml:space="preserve">(Doc_04 §3.3).</w:t>
+      </w:r>
+      <w:r>
+        <w:t xml:space="preserve"> </w:t>
+      </w:r>
+      <w:r>
+        <w:rPr>
+          <w:bCs/>
           <w:b/>
         </w:rPr>
         <w:t xml:space="preserve">What was remembered and how:</w:t>
@@ -1652,6 +1733,7 @@
       </w:r>
       <w:r>
         <w:rPr>
+          <w:bCs/>
           <w:b/>
         </w:rPr>
         <w:t xml:space="preserve">Formation function:</w:t>
@@ -1667,6 +1749,7 @@
       </w:r>
       <w:r>
         <w:rPr>
+          <w:iCs/>
           <w:i/>
         </w:rPr>
         <w:t xml:space="preserve">family memory as church memory</w:t>
@@ -1715,6 +1798,7 @@
       </w:r>
       <w:r>
         <w:rPr>
+          <w:bCs/>
           <w:b/>
         </w:rPr>
         <w:t xml:space="preserve">Gravities illuminated:</w:t>
@@ -1748,6 +1832,7 @@
       </w:r>
       <w:r>
         <w:rPr>
+          <w:bCs/>
           <w:b/>
         </w:rPr>
         <w:t xml:space="preserve">Insight:</w:t>
@@ -1763,6 +1848,7 @@
       </w:r>
       <w:r>
         <w:rPr>
+          <w:iCs/>
           <w:i/>
         </w:rPr>
         <w:t xml:space="preserve">lineal</w:t>
@@ -1771,18 +1857,18 @@
         <w:t xml:space="preserve"> </w:t>
       </w:r>
       <w:r>
-        <w:t xml:space="preserve">— organized as inheritance down named generations, not as civic archive; which is also its transmission pattern (Doc_08), and the reason its record is a household’s memory (Doc_04 §2 Candidate 5’s caveat).</w:t>
-      </w:r>
-    </w:p>
+        <w:t xml:space="preserve">— organized as inheritance down named generations, not as civic archive; which is also its transmission pattern (Doc_08), and the reason its record is a household’s memory (Doc_04 §3.1 Candidate 5’s caveat).</w:t>
+      </w:r>
+    </w:p>
+    <w:bookmarkEnd w:id="27"/>
+    <w:bookmarkStart w:id="28" w:name="Xbf46abba6f297fe20a909758ac13c7a4db820d1"/>
     <w:p>
       <w:pPr>
         <w:pStyle w:val="Heading3"/>
       </w:pPr>
-      <w:bookmarkStart w:id="30" w:name="Xbf46abba6f297fe20a909758ac13c7a4db820d1"/>
       <w:r>
         <w:t xml:space="preserve">2G — Interpretive Ecology [OPTIONAL — applied briefly; distinctive enough to warrant]</w:t>
       </w:r>
-      <w:bookmarkEnd w:id="30"/>
     </w:p>
     <w:p>
       <w:pPr>
@@ -1790,6 +1876,7 @@
       </w:pPr>
       <w:r>
         <w:rPr>
+          <w:bCs/>
           <w:b/>
         </w:rPr>
         <w:t xml:space="preserve">Why applied:</w:t>
@@ -1805,6 +1892,7 @@
       </w:r>
       <w:r>
         <w:rPr>
+          <w:bCs/>
           <w:b/>
         </w:rPr>
         <w:t xml:space="preserve">Hermeneutical assumptions:</w:t>
@@ -1820,6 +1908,7 @@
       </w:r>
       <w:r>
         <w:rPr>
+          <w:iCs/>
           <w:i/>
         </w:rPr>
         <w:t xml:space="preserve">doxologically</w:t>
@@ -1835,6 +1924,7 @@
       </w:r>
       <w:r>
         <w:rPr>
+          <w:iCs/>
           <w:i/>
         </w:rPr>
         <w:t xml:space="preserve">names</w:t>
@@ -1850,6 +1940,7 @@
       </w:r>
       <w:r>
         <w:rPr>
+          <w:bCs/>
           <w:b/>
         </w:rPr>
         <w:t xml:space="preserve">Formation effect:</w:t>
@@ -1865,6 +1956,7 @@
       </w:r>
       <w:r>
         <w:rPr>
+          <w:bCs/>
           <w:b/>
         </w:rPr>
         <w:t xml:space="preserve">Gravities illuminated:</w:t>
@@ -1880,6 +1972,7 @@
       </w:r>
       <w:r>
         <w:rPr>
+          <w:bCs/>
           <w:b/>
         </w:rPr>
         <w:t xml:space="preserve">Insight:</w:t>
@@ -1891,15 +1984,15 @@
         <w:t xml:space="preserve">exegesis here is doxology’s servant, not a school’s discipline — the decisive functional difference from Alexandria’s reading-culture (Doc_04 §7), stated as this build’s synthesis and flagged for the external reviewer with Alexandria expertise.</w:t>
       </w:r>
     </w:p>
+    <w:bookmarkEnd w:id="28"/>
+    <w:bookmarkStart w:id="29" w:name="X6daa6b47c4368d22f03dda2bac6f973e50ae0e5"/>
     <w:p>
       <w:pPr>
         <w:pStyle w:val="Heading3"/>
       </w:pPr>
-      <w:bookmarkStart w:id="31" w:name="X6daa6b47c4368d22f03dda2bac6f973e50ae0e5"/>
       <w:r>
         <w:t xml:space="preserve">2H — Representative Theological Patterns [OMITTED — with reason]</w:t>
       </w:r>
-      <w:bookmarkEnd w:id="31"/>
     </w:p>
     <w:p>
       <w:pPr>
@@ -1913,6 +2006,7 @@
       </w:r>
       <w:r>
         <w:rPr>
+          <w:iCs/>
           <w:i/>
         </w:rPr>
         <w:t xml:space="preserve">are</w:t>
@@ -1924,15 +2018,15 @@
         <w:t xml:space="preserve">the formation logic, which is exactly Doc_04’s Primary 1 finding. A separate lens would restate rather than reveal. Omission is a judgment of redundancy, not of insignificance.</w:t>
       </w:r>
     </w:p>
+    <w:bookmarkEnd w:id="29"/>
+    <w:bookmarkStart w:id="30" w:name="X7591dc50b70e2c721bc39f1eca8d0dde062fd46"/>
     <w:p>
       <w:pPr>
         <w:pStyle w:val="Heading3"/>
       </w:pPr>
-      <w:bookmarkStart w:id="32" w:name="X6fd2d6538731813a363cd8dfb815475b780f239"/>
-      <w:r>
-        <w:t xml:space="preserve">2I — Material Culture [OPTIONAL — applied briefly, at honest thinness]</w:t>
-      </w:r>
-      <w:bookmarkEnd w:id="32"/>
+      <w:r>
+        <w:t xml:space="preserve">2I — Material Culture [REQUIRED — applied at honest thinness]</w:t>
+      </w:r>
     </w:p>
     <w:p>
       <w:pPr>
@@ -1940,6 +2034,25 @@
       </w:pPr>
       <w:r>
         <w:rPr>
+          <w:bCs/>
+          <w:b/>
+        </w:rPr>
+        <w:t xml:space="preserve">Correction, light-fix pass (2026-08-31):</w:t>
+      </w:r>
+      <w:r>
+        <w:t xml:space="preserve"> </w:t>
+      </w:r>
+      <w:r>
+        <w:t xml:space="preserve">this lens was tagged OPTIONAL when this document was built under CF V7.3. CF V7.4’s own lens-spine decision (M4, adopted 2026-07-27, incorporated into Step 7’s own governing text) promotes Material Culture to required for every world. The tag is corrected here; the lens’s actual content and honest-thinness finding below are unchanged — a thin required dimension is a result, not a coverage failure, per the lens spine’s own stated discipline.</w:t>
+      </w:r>
+    </w:p>
+    <w:p>
+      <w:pPr>
+        <w:pStyle w:val="BodyText"/>
+      </w:pPr>
+      <w:r>
+        <w:rPr>
+          <w:bCs/>
           <w:b/>
         </w:rPr>
         <w:t xml:space="preserve">Why applied:</w:t>
@@ -1948,13 +2061,69 @@
         <w:t xml:space="preserve"> </w:t>
       </w:r>
       <w:r>
-        <w:t xml:space="preserve">two material institutions are formation-active and Documented: the martyr-shrine with its panēgyris (space organizing the countryside’s religious year — Doc_06 §13) and the Basileias complex (philanthropy with architecture — Doc_06 §23). The estate chapel with relics (the Vita’s notice) adds the household register.</w:t>
-      </w:r>
-      <w:r>
-        <w:t xml:space="preserve"> </w:t>
-      </w:r>
-      <w:r>
-        <w:rPr>
+        <w:t xml:space="preserve">two material institutions are formation-active and Documented: the martyr-shrine with its panēgyris (space organizing the countryside’s religious year — Doc_06 §13) and the poorhouse-hospital complex (philanthropy with architecture — Doc_06 §23;</w:t>
+      </w:r>
+      <w:r>
+        <w:t xml:space="preserve"> </w:t>
+      </w:r>
+      <w:r>
+        <w:rPr>
+          <w:bCs/>
+          <w:b/>
+        </w:rPr>
+        <w:t xml:space="preserve">not</w:t>
+      </w:r>
+      <w:r>
+        <w:rPr>
+          <w:bCs/>
+          <w:b/>
+        </w:rPr>
+        <w:t xml:space="preserve"> </w:t>
+      </w:r>
+      <w:r>
+        <w:rPr>
+          <w:bCs/>
+          <w:b/>
+        </w:rPr>
+        <w:t xml:space="preserve">“</w:t>
+      </w:r>
+      <w:r>
+        <w:rPr>
+          <w:bCs/>
+          <w:b/>
+        </w:rPr>
+        <w:t xml:space="preserve">the Basileias,</w:t>
+      </w:r>
+      <w:r>
+        <w:rPr>
+          <w:bCs/>
+          <w:b/>
+        </w:rPr>
+        <w:t xml:space="preserve">”</w:t>
+      </w:r>
+      <w:r>
+        <w:rPr>
+          <w:bCs/>
+          <w:b/>
+        </w:rPr>
+        <w:t xml:space="preserve"> </w:t>
+      </w:r>
+      <w:r>
+        <w:rPr>
+          <w:bCs/>
+          <w:b/>
+        </w:rPr>
+        <w:t xml:space="preserve">a later name (Sozomen and subsequent usage), not this world’s own word for it, per Doc_02 §2’s correction</w:t>
+      </w:r>
+      <w:r>
+        <w:t xml:space="preserve">). The estate chapel with relics (the Vita’s notice) adds the household register.</w:t>
+      </w:r>
+      <w:r>
+        <w:t xml:space="preserve"> </w:t>
+      </w:r>
+      <w:r>
+        <w:rPr>
+          <w:bCs/>
           <w:b/>
         </w:rPr>
         <w:t xml:space="preserve">Most significant material practices:</w:t>
@@ -1988,6 +2157,7 @@
       </w:r>
       <w:r>
         <w:rPr>
+          <w:bCs/>
           <w:b/>
         </w:rPr>
         <w:t xml:space="preserve">Connection to gravities/logic:</w:t>
@@ -1996,13 +2166,14 @@
         <w:t xml:space="preserve"> </w:t>
       </w:r>
       <w:r>
-        <w:t xml:space="preserve">the shrine carries Supporting 5 and the calendar; the Basileias is Primary 2 in masonry; the estate chapel is Supporting 6 made spatial.</w:t>
-      </w:r>
-      <w:r>
-        <w:t xml:space="preserve"> </w:t>
-      </w:r>
-      <w:r>
-        <w:rPr>
+        <w:t xml:space="preserve">the shrine carries Supporting 5 and the calendar; the poorhouse complex is Primary 2 in masonry; the estate chapel is Supporting 6 made spatial.</w:t>
+      </w:r>
+      <w:r>
+        <w:t xml:space="preserve"> </w:t>
+      </w:r>
+      <w:r>
+        <w:rPr>
+          <w:bCs/>
           <w:b/>
         </w:rPr>
         <w:t xml:space="preserve">Honest limit:</w:t>
@@ -2011,7 +2182,487 @@
         <w:t xml:space="preserve"> </w:t>
       </w:r>
       <w:r>
-        <w:t xml:space="preserve">beyond these text-attested institutions, this world’s material culture is thin in this build’s reach (no securely identified remains of the Basileias; the famous rock-cut churches are later and excluded — Doc_02 §4). The lens is applied at the width the evidence allows and no wider.</w:t>
+        <w:t xml:space="preserve">beyond these text-attested institutions, this world’s material culture is thin in this build’s reach (no securely identified remains of the poorhouse complex; the famous rock-cut churches are later and excluded — Doc_02 §4). The lens is applied at the width the evidence allows and no wider.</w:t>
+      </w:r>
+    </w:p>
+    <w:bookmarkEnd w:id="30"/>
+    <w:bookmarkStart w:id="31" w:name="X9745d5ce06777d9b00511fe09aad9bf62fa1b29"/>
+    <w:p>
+      <w:pPr>
+        <w:pStyle w:val="Heading3"/>
+      </w:pPr>
+      <w:r>
+        <w:t xml:space="preserve">2J — Ethical/Legal Ecology [REQUIRED — added, light-fix pass, 2026-08-31]</w:t>
+      </w:r>
+    </w:p>
+    <w:p>
+      <w:pPr>
+        <w:pStyle w:val="FirstParagraph"/>
+      </w:pPr>
+      <w:r>
+        <w:rPr>
+          <w:bCs/>
+          <w:b/>
+        </w:rPr>
+        <w:t xml:space="preserve">Why this lens is being added now, not built at Step 7:</w:t>
+      </w:r>
+      <w:r>
+        <w:t xml:space="preserve"> </w:t>
+      </w:r>
+      <w:r>
+        <w:t xml:space="preserve">this document was built under CF V7.3, which had no ethical/legal lens. CF V7.4’s own Step 7 text states:</w:t>
+      </w:r>
+      <w:r>
+        <w:t xml:space="preserve"> </w:t>
+      </w:r>
+      <w:r>
+        <w:t xml:space="preserve">“</w:t>
+      </w:r>
+      <w:r>
+        <w:t xml:space="preserve">the ethical/legal lens is required (</w:t>
+      </w:r>
+      <w:r>
+        <w:rPr>
+          <w:bCs/>
+          <w:b/>
+        </w:rPr>
+        <w:t xml:space="preserve">previously</w:t>
+      </w:r>
+      <w:r>
+        <w:t xml:space="preserve"> </w:t>
+      </w:r>
+      <w:r>
+        <w:t xml:space="preserve">the one Smart dimension with no CiC lens)</w:t>
+      </w:r>
+      <w:r>
+        <w:t xml:space="preserve">”</w:t>
+      </w:r>
+      <w:r>
+        <w:t xml:space="preserve"> </w:t>
+      </w:r>
+      <w:r>
+        <w:t xml:space="preserve">— the word</w:t>
+      </w:r>
+      <w:r>
+        <w:t xml:space="preserve"> </w:t>
+      </w:r>
+      <w:r>
+        <w:t xml:space="preserve">“</w:t>
+      </w:r>
+      <w:r>
+        <w:t xml:space="preserve">previously</w:t>
+      </w:r>
+      <w:r>
+        <w:t xml:space="preserve">”</w:t>
+      </w:r>
+      <w:r>
+        <w:t xml:space="preserve"> </w:t>
+      </w:r>
+      <w:r>
+        <w:t xml:space="preserve">is in that governing text itself; the separate</w:t>
+      </w:r>
+      <w:r>
+        <w:t xml:space="preserve"> </w:t>
+      </w:r>
+      <w:r>
+        <w:rPr>
+          <w:rStyle w:val="VerbatimChar"/>
+        </w:rPr>
+        <w:t xml:space="preserve">M4_lens_spine.md</w:t>
+      </w:r>
+      <w:r>
+        <w:t xml:space="preserve"> </w:t>
+      </w:r>
+      <w:r>
+        <w:t xml:space="preserve">decision memo states the same point without that word, a difference between the memo’s phrasing and the Framework’s, not an absence in the Framework (a first correction pass through this sentence wrongly claimed the word was absent from</w:t>
+      </w:r>
+      <w:r>
+        <w:t xml:space="preserve"> </w:t>
+      </w:r>
+      <w:r>
+        <w:t xml:space="preserve">“</w:t>
+      </w:r>
+      <w:r>
+        <w:t xml:space="preserve">the source,</w:t>
+      </w:r>
+      <w:r>
+        <w:t xml:space="preserve">”</w:t>
+      </w:r>
+      <w:r>
+        <w:t xml:space="preserve"> </w:t>
+      </w:r>
+      <w:r>
+        <w:t xml:space="preserve">when CF V7.4 Step 7 — the source this sentence itself names as governing — contains it; corrected here). CF V7.4’s lens-spine decision (M4, adopted 2026-07-27) makes the lens required for every world, stated at Step 7. CF V7.4’s own Step 5 text is not closed to it either — it says Doc_05</w:t>
+      </w:r>
+      <w:r>
+        <w:t xml:space="preserve"> </w:t>
+      </w:r>
+      <w:r>
+        <w:t xml:space="preserve">“</w:t>
+      </w:r>
+      <w:r>
+        <w:t xml:space="preserve">carries the formation ecology lenses… plus any additional ecology dimensions specific to the world’s character,</w:t>
+      </w:r>
+      <w:r>
+        <w:t xml:space="preserve">”</w:t>
+      </w:r>
+      <w:r>
+        <w:t xml:space="preserve"> </w:t>
+      </w:r>
+      <w:r>
+        <w:t xml:space="preserve">and Doc_05 already has such a multi-section ecology structure in place (its §§1–10) — so Doc_05 was not structurally barred from receiving this lens, and the same correction pass’s claim that the build ledger’s Doc_05/Doc_07 scoping note was</w:t>
+      </w:r>
+      <w:r>
+        <w:t xml:space="preserve"> </w:t>
+      </w:r>
+      <w:r>
+        <w:t xml:space="preserve">“</w:t>
+      </w:r>
+      <w:r>
+        <w:t xml:space="preserve">imprecise</w:t>
+      </w:r>
+      <w:r>
+        <w:t xml:space="preserve">”</w:t>
+      </w:r>
+      <w:r>
+        <w:t xml:space="preserve"> </w:t>
+      </w:r>
+      <w:r>
+        <w:t xml:space="preserve">was itself an overclaim the Framework doesn’t support; withdrawn here. This lens is built at Doc_07 rather than Doc_05 as this light-fix pass’s own scoping choice, not because Doc_05 could not have carried it. This section draws primarily on evidence Doc_01–Doc_06 already establish; several citations below reach further outside that primary range — this document’s own 2C and 2D, Doc_03 Cluster 3, Doc_04 §4, Doc_08 §5, and Doc_09 #16 — named as such rather than silently folded into the Doc_01–Doc_06 claim.</w:t>
+      </w:r>
+    </w:p>
+    <w:p>
+      <w:pPr>
+        <w:pStyle w:val="BodyText"/>
+      </w:pPr>
+      <w:r>
+        <w:rPr>
+          <w:bCs/>
+          <w:b/>
+        </w:rPr>
+        <w:t xml:space="preserve">What this lens reveals:</w:t>
+      </w:r>
+      <w:r>
+        <w:t xml:space="preserve"> </w:t>
+      </w:r>
+      <w:r>
+        <w:t xml:space="preserve">this world possessed real legal-canonical technology — graded, precise, genuinely administered. That same precision graded the marriages of enslaved persons without asking whether the institution itself could be held — with one preached exception the surviving law never reflects, named below rather than let stand as the whole finding.</w:t>
+      </w:r>
+    </w:p>
+    <w:p>
+      <w:pPr>
+        <w:pStyle w:val="BodyText"/>
+      </w:pPr>
+      <w:r>
+        <w:rPr>
+          <w:bCs/>
+          <w:b/>
+        </w:rPr>
+        <w:t xml:space="preserve">The world’s own legal instruments:</w:t>
+      </w:r>
+      <w:r>
+        <w:t xml:space="preserve"> </w:t>
+      </w:r>
+      <w:r>
+        <w:t xml:space="preserve">Basil’s canonical letters to Amphilochius became canon law in the strict sense (Doc_02 §1.1’s own wording) — penances graded by offense for murder, abortion, bigamy and remarriage, magic-use, grave-robbery, and apostasy under pressure (Doc_02 §2, Documented; the single best window this world offers on ordinary village sin). The reception-canon for returning heretics and schismatics grades them by kind (heretic / schismatic / parasynagogue — Doc_07</w:t>
+      </w:r>
+      <w:r>
+        <w:t xml:space="preserve"> </w:t>
+      </w:r>
+      <w:r>
+        <w:rPr>
+          <w:bCs/>
+          <w:b/>
+        </w:rPr>
+        <w:t xml:space="preserve">2D</w:t>
+      </w:r>
+      <w:r>
+        <w:t xml:space="preserve">,</w:t>
+      </w:r>
+      <w:r>
+        <w:t xml:space="preserve"> </w:t>
+      </w:r>
+      <w:r>
+        <w:t xml:space="preserve">“</w:t>
+      </w:r>
+      <w:r>
+        <w:t xml:space="preserve">boundary technology of unusual precision</w:t>
+      </w:r>
+      <w:r>
+        <w:t xml:space="preserve">”</w:t>
+      </w:r>
+      <w:r>
+        <w:t xml:space="preserve">). Imperial law reaches the world both as protection and as instrument of pressure: the 381 communion law (CTh 16.1.3) makes this world’s own bishops the empire’s legal touchstone (Doc_02 §2) — though this document’s own Section 3 already cautions that this world’s record of</w:t>
+      </w:r>
+      <w:r>
+        <w:t xml:space="preserve"> </w:t>
+      </w:r>
+      <w:r>
+        <w:rPr>
+          <w:iCs/>
+          <w:i/>
+        </w:rPr>
+        <w:t xml:space="preserve">being pressed</w:t>
+      </w:r>
+      <w:r>
+        <w:t xml:space="preserve"> </w:t>
+      </w:r>
+      <w:r>
+        <w:t xml:space="preserve">must not be silently converted into innocence-by-default about what it did with that same legal standing once granted, a caution this lens should carry forward rather than repeat only the protective half; Julian’s Rescript on Christian Teachers (Ep. 36, distinct from the general school law CTh 13.3.5) is the old religion’s law turned against this world’s own teachers (Doc_01 §4; Doc_02 §2).</w:t>
+      </w:r>
+    </w:p>
+    <w:p>
+      <w:pPr>
+        <w:pStyle w:val="BodyText"/>
+      </w:pPr>
+      <w:r>
+        <w:rPr>
+          <w:bCs/>
+          <w:b/>
+        </w:rPr>
+        <w:t xml:space="preserve">Where one preacher’s ethical claim and the world’s legal practice visibly diverge — named at full strength, neither smoothed nor left standing as the world’s own self-image:</w:t>
+      </w:r>
+      <w:r>
+        <w:t xml:space="preserve"> </w:t>
+      </w:r>
+      <w:r>
+        <w:t xml:space="preserve">Nyssen’s homily on Ecclesiastes makes the era’s sharpest surviving protest against slaveholding as such —</w:t>
+      </w:r>
+      <w:r>
+        <w:t xml:space="preserve"> </w:t>
+      </w:r>
+      <w:r>
+        <w:t xml:space="preserve">“</w:t>
+      </w:r>
+      <w:r>
+        <w:t xml:space="preserve">who can buy the image of God?</w:t>
+      </w:r>
+      <w:r>
+        <w:t xml:space="preserve">”</w:t>
+      </w:r>
+      <w:r>
+        <w:t xml:space="preserve"> </w:t>
+      </w:r>
+      <w:r>
+        <w:t xml:space="preserve">is Doc_02’s own flagged paraphrase of an argument that is nonetheless real (Doc_02 §1.3, §6.3). This is one man’s preached protest, not</w:t>
+      </w:r>
+      <w:r>
+        <w:t xml:space="preserve"> </w:t>
+      </w:r>
+      <w:r>
+        <w:t xml:space="preserve">“</w:t>
+      </w:r>
+      <w:r>
+        <w:t xml:space="preserve">the world’s own ethics</w:t>
+      </w:r>
+      <w:r>
+        <w:t xml:space="preserve">”</w:t>
+      </w:r>
+      <w:r>
+        <w:t xml:space="preserve">: Doc_09 #16 states the constraint this lens follows —</w:t>
+      </w:r>
+      <w:r>
+        <w:t xml:space="preserve"> </w:t>
+      </w:r>
+      <w:r>
+        <w:t xml:space="preserve">“</w:t>
+      </w:r>
+      <w:r>
+        <w:t xml:space="preserve">no documented in-world reception,</w:t>
+      </w:r>
+      <w:r>
+        <w:t xml:space="preserve">”</w:t>
+      </w:r>
+      <w:r>
+        <w:t xml:space="preserve"> </w:t>
+      </w:r>
+      <w:r>
+        <w:t xml:space="preserve">to be told</w:t>
+      </w:r>
+      <w:r>
+        <w:t xml:space="preserve"> </w:t>
+      </w:r>
+      <w:r>
+        <w:t xml:space="preserve">“</w:t>
+      </w:r>
+      <w:r>
+        <w:t xml:space="preserve">never as the world’s self-image.</w:t>
+      </w:r>
+      <w:r>
+        <w:t xml:space="preserve">”</w:t>
+      </w:r>
+      <w:r>
+        <w:t xml:space="preserve"> </w:t>
+      </w:r>
+      <w:r>
+        <w:t xml:space="preserve">The world’s actual legal instruments do not enact the protest, and do not resolve toward it: Basil’s canons 40 and 42 regulate enslaved persons’ marriages contracted without an owner’s consent — a legal question about whose consent is required, not whether the institution itself may stand (Doc_02 §6.3); the Asketikon counsels amelioration for slaves who flee to the brotherhoods — instruction and, ordinarily, return to the owner, stated in this build without laundering (Doc_02 §6.3, Doc_05 §5); Gangra’s canon 3 censures encouraging slaves to leave their masters, siding with the institution against the radical ascetic line (Doc_02 §6.3). Doc_02 §6.3 names two further traces that belong in the same paragraph rather than a separate one, since they complicate the finding without overturning it: Gregory of Nazianzus’ own will manumits slaves he owned (Doc_02 §1.2, §6.3), and the Vita claims a freed maidservant among Macrina’s community (Doc_02 §3, §6.3) — private acts of manumission by individuals, not a legal or institutional position that the practice itself should end. The honest statement of the finding is therefore narrower than</w:t>
+      </w:r>
+      <w:r>
+        <w:t xml:space="preserve"> </w:t>
+      </w:r>
+      <w:r>
+        <w:t xml:space="preserve">“</w:t>
+      </w:r>
+      <w:r>
+        <w:t xml:space="preserve">never adopted</w:t>
+      </w:r>
+      <w:r>
+        <w:t xml:space="preserve">”</w:t>
+      </w:r>
+      <w:r>
+        <w:t xml:space="preserve">: no documented in-world reception of Nyssen’s protest exists; private manumission by individuals coexists with it; and the world’s canon law regulates the institution’s terms without ever legislating against it. Absence of documented reception is not documented rejection — both must be held at the confidence the evidence actually supports, not upgraded toward the stronger claim.</w:t>
+      </w:r>
+    </w:p>
+    <w:p>
+      <w:pPr>
+        <w:pStyle w:val="BodyText"/>
+      </w:pPr>
+      <w:r>
+        <w:rPr>
+          <w:bCs/>
+          <w:b/>
+        </w:rPr>
+        <w:t xml:space="preserve">A second divergence, named at Doc_02 §6.1 and belonging here as much as there:</w:t>
+      </w:r>
+      <w:r>
+        <w:t xml:space="preserve"> </w:t>
+      </w:r>
+      <w:r>
+        <w:t xml:space="preserve">Basil’s own canon 21 (within Ep. 199) grades adultery’s penance unequally by sex — the wife punished, the husband not — and Basil himself states plainly in the canon that he cannot account for the double standard. This is the world’s own legal instrument recording, on the record, that its author could not supply the custom’s own rationale when asked. Whether that inability reflects felt discomfort, as opposed to simple silence about a custom he did not examine, is this lens’s own reading of the gap — flagged here as an inference this lens draws, not a claim Doc_02 §6.1 itself makes about Basil’s interior state.</w:t>
+      </w:r>
+    </w:p>
+    <w:p>
+      <w:pPr>
+        <w:pStyle w:val="BodyText"/>
+      </w:pPr>
+      <w:r>
+        <w:rPr>
+          <w:bCs/>
+          <w:b/>
+        </w:rPr>
+        <w:t xml:space="preserve">Ethical ground the sources state, at the confidence they actually support:</w:t>
+      </w:r>
+      <w:r>
+        <w:t xml:space="preserve"> </w:t>
+      </w:r>
+      <w:r>
+        <w:t xml:space="preserve">the poor bear the image of God, and the surplus belongs to them —</w:t>
+      </w:r>
+      <w:r>
+        <w:t xml:space="preserve"> </w:t>
+      </w:r>
+      <w:r>
+        <w:t xml:space="preserve">“</w:t>
+      </w:r>
+      <w:r>
+        <w:t xml:space="preserve">the bread you keep belongs to the hungry</w:t>
+      </w:r>
+      <w:r>
+        <w:t xml:space="preserve">”</w:t>
+      </w:r>
+      <w:r>
+        <w:t xml:space="preserve"> </w:t>
+      </w:r>
+      <w:r>
+        <w:t xml:space="preserve">is Doc_05 §5’s own preached logic, carried there at work-level, not independently verified as a direct quotation, and carried at that same level here; Doc_05 §5’s own</w:t>
+      </w:r>
+      <w:r>
+        <w:t xml:space="preserve"> </w:t>
+      </w:r>
+      <w:r>
+        <w:rPr>
+          <w:iCs/>
+          <w:i/>
+        </w:rPr>
+        <w:t xml:space="preserve">[Inhabited]</w:t>
+      </w:r>
+      <w:r>
+        <w:t xml:space="preserve"> </w:t>
+      </w:r>
+      <w:r>
+        <w:t xml:space="preserve">rendering goes further (</w:t>
+      </w:r>
+      <w:r>
+        <w:t xml:space="preserve">“</w:t>
+      </w:r>
+      <w:r>
+        <w:t xml:space="preserve">the man with two coats has stolen one of them</w:t>
+      </w:r>
+      <w:r>
+        <w:t xml:space="preserve">”</w:t>
+      </w:r>
+      <w:r>
+        <w:t xml:space="preserve">), which is this build’s own inhabited extension of the preached logic, not the frame’s own claim, and is named as such rather than folded in silently. Pleonexia (greed/grasping-for-more) is the vice the famine homilies anatomize (Doc_03 Cluster 3; Doc_06 §24) — a moral, not itself a legal, category in the sources, though this lens’s own reading is that the surplus-belongs-to-the-poor logic functions as a legal-adjacent claim on property rather than mere exhortation to charity; that reading is this lens’s synthesis, flagged as such. Julian’s schoolroom edict (Doc_01 §4; Doc_02 §2) is met with the world’s own argument that the classics belong to everyone, not to the emperor who claims the old gods — the argument itself is at Doc_05 §6 (work-level) and in the invectives Doc_02 §1.2 names (not §1.6, which covers Julian’s own measures, not the world’s reply to them); the fuller repossession argument (paideia as bee-flowers, taken and disciplined rather than surrendered) is Doc_06 §11 and Doc_03 Cluster 4 — 2B (Philosophical Ecology) contains no paideia content.</w:t>
+      </w:r>
+    </w:p>
+    <w:p>
+      <w:pPr>
+        <w:pStyle w:val="BodyText"/>
+      </w:pPr>
+      <w:r>
+        <w:rPr>
+          <w:bCs/>
+          <w:b/>
+        </w:rPr>
+        <w:t xml:space="preserve">Gravities most illuminated:</w:t>
+      </w:r>
+      <w:r>
+        <w:t xml:space="preserve"> </w:t>
+      </w:r>
+      <w:r>
+        <w:t xml:space="preserve">Primary 2 (the ascetic-philanthropic gravity) through the wealth-as-legal-claim synthesis and through the slavery divergence, which is this gravity’s least comfortable evidence and belongs inside it, not filed separately; Primary 3 (the contested church under contested empire) through the imperial-law instruments (the communion law, Julian’s Rescript) that make doctrine a legal fact. Tensional 9 (precision against reserve, per Doc_04 §4 and Doc_08 §5 — a documented argument about how much of the confession may be spoken aloud) is</w:t>
+      </w:r>
+      <w:r>
+        <w:t xml:space="preserve"> </w:t>
+      </w:r>
+      <w:r>
+        <w:rPr>
+          <w:bCs/>
+          <w:b/>
+        </w:rPr>
+        <w:t xml:space="preserve">not</w:t>
+      </w:r>
+      <w:r>
+        <w:t xml:space="preserve"> </w:t>
+      </w:r>
+      <w:r>
+        <w:t xml:space="preserve">extended to this lens’s legal material — canon 21’s self-scrutiny is a genuine finding of this lens, but it is not an instance of Tensional 9 as this world’s build already defines it.</w:t>
+      </w:r>
+    </w:p>
+    <w:p>
+      <w:pPr>
+        <w:pStyle w:val="BodyText"/>
+      </w:pPr>
+      <w:r>
+        <w:rPr>
+          <w:bCs/>
+          <w:b/>
+        </w:rPr>
+        <w:t xml:space="preserve">What Ethical/Legal Ecology reveals that no other lens named directly:</w:t>
+      </w:r>
+      <w:r>
+        <w:t xml:space="preserve"> </w:t>
+      </w:r>
+      <w:r>
+        <w:t xml:space="preserve">Authority Structures (2C) found this world’s authority distributed and portable; Boundary Structures (2D) found its boundaries graded for mercy’s sake. This lens finds the same grading habit applied to persons rather than to doctrine or communion — and finds that habit stopping short exactly where a modern reader most wants it to continue. The world that could grade the wife’s adultery against the husband’s and say plainly</w:t>
+      </w:r>
+      <w:r>
+        <w:t xml:space="preserve"> </w:t>
+      </w:r>
+      <w:r>
+        <w:t xml:space="preserve">“</w:t>
+      </w:r>
+      <w:r>
+        <w:t xml:space="preserve">I cannot account for this</w:t>
+      </w:r>
+      <w:r>
+        <w:t xml:space="preserve">”</w:t>
+      </w:r>
+      <w:r>
+        <w:t xml:space="preserve"> </w:t>
+      </w:r>
+      <w:r>
+        <w:t xml:space="preserve">did not extend the same self-scrutiny to the ownership of persons, with one preached exception the surviving law never reflects. Article 20’s duty is to carry this forward as this world’s own record shows it: real ethical reach, a real legal system, and a real, named limit neither this world nor this document may quietly close.</w:t>
       </w:r>
     </w:p>
     <w:p>
@@ -2021,15 +2672,16 @@
         </w:pict>
       </w:r>
     </w:p>
+    <w:bookmarkEnd w:id="31"/>
+    <w:bookmarkEnd w:id="32"/>
+    <w:bookmarkStart w:id="33" w:name="section-3-forces-as-integration-lens"/>
     <w:p>
       <w:pPr>
         <w:pStyle w:val="Heading2"/>
       </w:pPr>
-      <w:bookmarkStart w:id="33" w:name="section-3-forces-as-integration-lens"/>
       <w:r>
         <w:t xml:space="preserve">Section 3 — Forces as Integration Lens</w:t>
       </w:r>
-      <w:bookmarkEnd w:id="33"/>
     </w:p>
     <w:p>
       <w:pPr>
@@ -2037,6 +2689,7 @@
       </w:pPr>
       <w:r>
         <w:rPr>
+          <w:bCs/>
           <w:b/>
         </w:rPr>
         <w:t xml:space="preserve">Forces documentation status at time of writing:</w:t>
@@ -2054,6 +2707,7 @@
       </w:pPr>
       <w:r>
         <w:rPr>
+          <w:bCs/>
           <w:b/>
         </w:rPr>
         <w:t xml:space="preserve">Forces most visible in the emotional texture:</w:t>
@@ -2069,6 +2723,7 @@
       </w:r>
       <w:r>
         <w:rPr>
+          <w:bCs/>
           <w:b/>
         </w:rPr>
         <w:t xml:space="preserve">Forces most visible in the boundary structures:</w:t>
@@ -2084,6 +2739,7 @@
       </w:r>
       <w:r>
         <w:rPr>
+          <w:bCs/>
           <w:b/>
         </w:rPr>
         <w:t xml:space="preserve">Forces most visible in the formation logic:</w:t>
@@ -2099,6 +2755,7 @@
       </w:r>
       <w:r>
         <w:rPr>
+          <w:bCs/>
           <w:b/>
         </w:rPr>
         <w:t xml:space="preserve">Where forces and ecology are most tightly coherent:</w:t>
@@ -2107,13 +2764,14 @@
         <w:t xml:space="preserve"> </w:t>
       </w:r>
       <w:r>
-        <w:t xml:space="preserve">the doxology controversy — one event that is simultaneously liturgical practice, doctrinal precision, imperial politics, and formation (what the congregation sings); and the famine–Basileias sequence — subsistence crisis converted into permanent formation institution.</w:t>
-      </w:r>
-      <w:r>
-        <w:t xml:space="preserve"> </w:t>
-      </w:r>
-      <w:r>
-        <w:rPr>
+        <w:t xml:space="preserve">the doxology controversy — one event that is simultaneously liturgical practice, doctrinal precision, imperial politics, and formation (what the congregation sings); and the famine–poorhouse sequence — subsistence crisis converted into permanent formation institution.</w:t>
+      </w:r>
+      <w:r>
+        <w:t xml:space="preserve"> </w:t>
+      </w:r>
+      <w:r>
+        <w:rPr>
+          <w:bCs/>
           <w:b/>
         </w:rPr>
         <w:t xml:space="preserve">Where forces analysis complicates the ecology analysis:</w:t>
@@ -2122,13 +2780,14 @@
         <w:t xml:space="preserve"> </w:t>
       </w:r>
       <w:r>
-        <w:t xml:space="preserve">the family-lineage gravity (Supporting 6) — forces analysis (transmission: the record is the family’s own curation) shows that what looks like an ecological pattern is partly an archival artifact; Doc_04 §2 made the distinction and Doc_08 must carry it structurally. Also the coercion asymmetry: this world’s record of</w:t>
-      </w:r>
-      <w:r>
-        <w:t xml:space="preserve"> </w:t>
-      </w:r>
-      <w:r>
-        <w:rPr>
+        <w:t xml:space="preserve">the family-lineage gravity (Supporting 6) — forces analysis (transmission: the record is the family’s own curation) shows that what looks like an ecological pattern is partly an archival artifact; Doc_04 §3.1 made the distinction and Doc_08 must carry it structurally. Also the coercion asymmetry: this world’s record of</w:t>
+      </w:r>
+      <w:r>
+        <w:t xml:space="preserve"> </w:t>
+      </w:r>
+      <w:r>
+        <w:rPr>
+          <w:iCs/>
           <w:i/>
         </w:rPr>
         <w:t xml:space="preserve">being pressed</w:t>
@@ -2144,6 +2803,7 @@
       </w:r>
       <w:r>
         <w:rPr>
+          <w:bCs/>
           <w:b/>
         </w:rPr>
         <w:t xml:space="preserve">The single most important thing the forces-as-integration-lens reveals:</w:t>
@@ -2159,6 +2819,7 @@
       </w:r>
       <w:r>
         <w:rPr>
+          <w:bCs/>
           <w:b/>
         </w:rPr>
         <w:t xml:space="preserve">doxology became institution because it had to survive as a minority’s possession.</w:t>
@@ -2170,15 +2831,15 @@
         <w:t xml:space="preserve">The distinctive Cappadocian fusion — exact confession + portable practice + communal ascetic body + philanthropic institution — is what right worship builds when it cannot rely on the empire, the great sees, or the next reign.</w:t>
       </w:r>
     </w:p>
+    <w:bookmarkEnd w:id="33"/>
+    <w:bookmarkStart w:id="34" w:name="section-4-cross-lens-synthesis"/>
     <w:p>
       <w:pPr>
         <w:pStyle w:val="Heading2"/>
       </w:pPr>
-      <w:bookmarkStart w:id="34" w:name="section-4-cross-lens-synthesis"/>
       <w:r>
         <w:t xml:space="preserve">Section 4 — Cross-Lens Synthesis</w:t>
       </w:r>
-      <w:bookmarkEnd w:id="34"/>
     </w:p>
     <w:p>
       <w:pPr>
@@ -2186,6 +2847,7 @@
       </w:pPr>
       <w:r>
         <w:rPr>
+          <w:bCs/>
           <w:b/>
         </w:rPr>
         <w:t xml:space="preserve">The central coherence:</w:t>
@@ -2203,6 +2865,7 @@
       </w:pPr>
       <w:r>
         <w:rPr>
+          <w:bCs/>
           <w:b/>
         </w:rPr>
         <w:t xml:space="preserve">What this world’s distinctiveness consists of</w:t>
@@ -2218,6 +2881,7 @@
       </w:r>
       <w:r>
         <w:rPr>
+          <w:bCs/>
           <w:b/>
         </w:rPr>
         <w:t xml:space="preserve">Alexandria</w:t>
@@ -2233,6 +2897,7 @@
       </w:r>
       <w:r>
         <w:rPr>
+          <w:bCs/>
           <w:b/>
         </w:rPr>
         <w:t xml:space="preserve">Desert</w:t>
@@ -2248,6 +2913,7 @@
       </w:r>
       <w:r>
         <w:rPr>
+          <w:bCs/>
           <w:b/>
         </w:rPr>
         <w:t xml:space="preserve">early Latin West</w:t>
@@ -2265,6 +2931,7 @@
       </w:pPr>
       <w:r>
         <w:rPr>
+          <w:bCs/>
           <w:b/>
         </w:rPr>
         <w:t xml:space="preserve">The most significant cross-lens insight:</w:t>
@@ -2280,6 +2947,7 @@
       </w:r>
       <w:r>
         <w:rPr>
+          <w:iCs/>
           <w:i/>
         </w:rPr>
         <w:t xml:space="preserve">fine distinction in the service of communion</w:t>
@@ -2294,6 +2962,7 @@
       </w:pPr>
       <w:r>
         <w:rPr>
+          <w:bCs/>
           <w:b/>
         </w:rPr>
         <w:t xml:space="preserve">What the cross-lens synthesis gives the Representative:</w:t>
@@ -2323,15 +2992,15 @@
         <w:t xml:space="preserve">about its own best words; that grieves openly inside hope; and that reflexively turns questions of God toward worship and questions of goods toward the door.</w:t>
       </w:r>
     </w:p>
+    <w:bookmarkEnd w:id="34"/>
+    <w:bookmarkStart w:id="35" w:name="section-5-integrative-observation"/>
     <w:p>
       <w:pPr>
         <w:pStyle w:val="Heading2"/>
       </w:pPr>
-      <w:bookmarkStart w:id="35" w:name="section-5-integrative-observation"/>
       <w:r>
         <w:t xml:space="preserve">Section 5 — Integrative Observation</w:t>
       </w:r>
-      <w:bookmarkEnd w:id="35"/>
     </w:p>
     <w:p>
       <w:pPr>
@@ -2339,6 +3008,7 @@
       </w:pPr>
       <w:r>
         <w:rPr>
+          <w:bCs/>
           <w:b/>
         </w:rPr>
         <w:t xml:space="preserve">Integrative Observation:</w:t>
@@ -2350,15 +3020,15 @@
         <w:t xml:space="preserve">In this world, reverence is one skill exercised at every scale: eusebeia is the trained refusal to grasp — the tongue does not grasp at God’s essence (it says what was given and bows), the hand does not grasp at the surplus (it opens toward the image-bearer at the door), the heart does not grasp at office (it flees, and serves when seized), and grief does not grasp at the beloved (it weeps, and lets the resurrection keep them). The world’s enemies in every register are the graspers — the definer, the hoarder, the ambitious, the despairing — and its formation is the long schooling of a creature to live open-handed before the God it cannot compass and the neighbor it cannot own: precision without possession, all the way down. Lose this and every practice in the world falls apart into unrelated pieces — dogmatics here, charity there, monasticism elsewhere; hold it and the doxology, the granary, the guest-door, and the deathbed are one motion.</w:t>
       </w:r>
     </w:p>
+    <w:bookmarkEnd w:id="35"/>
+    <w:bookmarkStart w:id="36" w:name="section-6-gaps-and-limits"/>
     <w:p>
       <w:pPr>
         <w:pStyle w:val="Heading2"/>
       </w:pPr>
-      <w:bookmarkStart w:id="36" w:name="section-6-gaps-and-limits"/>
       <w:r>
         <w:t xml:space="preserve">Section 6 — Gaps and Limits</w:t>
       </w:r>
-      <w:bookmarkEnd w:id="36"/>
     </w:p>
     <w:p>
       <w:pPr>
@@ -2366,6 +3036,7 @@
       </w:pPr>
       <w:r>
         <w:rPr>
+          <w:bCs/>
           <w:b/>
         </w:rPr>
         <w:t xml:space="preserve">Optional lenses not applied:</w:t>
@@ -2381,6 +3052,7 @@
       </w:r>
       <w:r>
         <w:rPr>
+          <w:bCs/>
           <w:b/>
         </w:rPr>
         <w:t xml:space="preserve">Where required lenses ran thin:</w:t>
@@ -2396,6 +3068,7 @@
       </w:r>
       <w:r>
         <w:rPr>
+          <w:iCs/>
           <w:i/>
         </w:rPr>
         <w:t xml:space="preserve">lived</w:t>
@@ -2411,6 +3084,7 @@
       </w:r>
       <w:r>
         <w:rPr>
+          <w:bCs/>
           <w:b/>
         </w:rPr>
         <w:t xml:space="preserve">What the gaps mean for the Representative:</w:t>
@@ -2441,6 +3115,7 @@
       </w:r>
       <w:r>
         <w:rPr>
+          <w:bCs/>
           <w:b/>
         </w:rPr>
         <w:t xml:space="preserve">What external scholarly review should focus on:</w:t>
@@ -2479,7 +3154,7 @@
         <w:t xml:space="preserve"> </w:t>
       </w:r>
       <w:r>
-        <w:t xml:space="preserve">reading (Doc_06 §5 flags it as construction); the Alexandria-differentiation claims (2G — needs an Alexandria specialist’s cross-read); the handling of the world’s brief establishment moment (Section 3’s complication) for fairness; and the Integrative Observation’s</w:t>
+        <w:t xml:space="preserve">reading (Doc_06 §5 flags it as construction); the Alexandria-differentiation claims (2G — needs an Alexandria specialist’s cross-read); the handling of the world’s brief establishment moment (Section 3’s complication) for fairness; the Integrative Observation’s</w:t>
       </w:r>
       <w:r>
         <w:t xml:space="preserve"> </w:t>
@@ -2497,18 +3172,18 @@
         <w:t xml:space="preserve"> </w:t>
       </w:r>
       <w:r>
-        <w:t xml:space="preserve">framing (rhetorically strong — test whether the sources bear its full generality).</w:t>
-      </w:r>
-    </w:p>
+        <w:t xml:space="preserve">framing (rhetorically strong — test whether the sources bear its full generality); and 2J, added in this light-fix pass rather than at original construction — newer content in this document, and not to be assumed to need less scrutiny than the rest. Its ethics-and-law-diverge finding on slavery is this document’s own synthesis of already-established Doc_02 evidence.</w:t>
+      </w:r>
+    </w:p>
+    <w:bookmarkEnd w:id="36"/>
+    <w:bookmarkStart w:id="37" w:name="X8a59572534e59e597b4cc187ab3f5857b9f25e6"/>
     <w:p>
       <w:pPr>
         <w:pStyle w:val="Heading2"/>
       </w:pPr>
-      <w:bookmarkStart w:id="37" w:name="X8a59572534e59e597b4cc187ab3f5857b9f25e6"/>
       <w:r>
         <w:t xml:space="preserve">Section 7 — Doc_07 Completion Certification</w:t>
       </w:r>
-      <w:bookmarkEnd w:id="37"/>
     </w:p>
     <w:p>
       <w:pPr>
@@ -2519,7 +3194,7 @@
         <w:pStyle w:val="Compact"/>
       </w:pPr>
       <w:r>
-        <w:t xml:space="preserve">☒ All required lenses applied (2A–2E, 2E last)</w:t>
+        <w:t xml:space="preserve">☒ All required lenses applied (2A–2E, 2E last; 2I and 2J also required per CF V7.4’s lens-spine — see the light-fix notes at each)</w:t>
       </w:r>
     </w:p>
     <w:p>
@@ -2543,7 +3218,25 @@
         <w:pStyle w:val="Compact"/>
       </w:pPr>
       <w:r>
-        <w:t xml:space="preserve">☒ All lenses draw on named evidence from Doc_01–Doc_06 (no general-knowledge lens)</w:t>
+        <w:t xml:space="preserve">☒ All lenses draw on named evidence (no general-knowledge lens), including 2J (added 2026-08-31, drawing on Doc_01 §4; Doc_02 §§1.2, 1.3, 2, 3, 6.1, 6.3; Doc_03 Clusters 3–4; Doc_05 §§5–6; Doc_06 §§11, 24; this document’s own 2C and 2D — and, reaching further outside the Doc_01–Doc_06 range every other lens here declares, Doc_04 §4 and Doc_08 §5 for the Tensional 9 disavowal and Doc_09 #16 for the</w:t>
+      </w:r>
+      <w:r>
+        <w:t xml:space="preserve"> </w:t>
+      </w:r>
+      <w:r>
+        <w:t xml:space="preserve">“</w:t>
+      </w:r>
+      <w:r>
+        <w:t xml:space="preserve">never as the world’s self-image</w:t>
+      </w:r>
+      <w:r>
+        <w:t xml:space="preserve">”</w:t>
+      </w:r>
+      <w:r>
+        <w:t xml:space="preserve"> </w:t>
+      </w:r>
+      <w:r>
+        <w:t xml:space="preserve">constraint; no new research)</w:t>
       </w:r>
     </w:p>
     <w:p>
@@ -2636,6 +3329,7 @@
       </w:pPr>
       <w:r>
         <w:rPr>
+          <w:bCs/>
           <w:b/>
         </w:rPr>
         <w:t xml:space="preserve">Doc_07 completion status:</w:t>
@@ -2647,6 +3341,8 @@
         <w:t xml:space="preserve">COMPLETE (as a construction document within this run; unreviewed — flagged for genuine Critic and Article 31 review).</w:t>
       </w:r>
     </w:p>
+    <w:bookmarkEnd w:id="37"/>
+    <w:bookmarkEnd w:id="38"/>
     <w:sectPr/>
   </w:body>
 </w:document>
@@ -2678,17 +3374,14 @@
 <file path=word/numbering.xml><?xml version="1.0" encoding="utf-8"?>
 <w:numbering xmlns:w="http://schemas.openxmlformats.org/wordprocessingml/2006/main">
   <w:abstractNum w:abstractNumId="990">
-    <w:nsid w:val="2c1ae401"/>
+    <w:nsid w:val="A990"/>
     <w:multiLevelType w:val="multilevel"/>
     <w:lvl w:ilvl="0">
       <w:numFmt w:val="bullet"/>
       <w:lvlText w:val=" "/>
       <w:lvlJc w:val="left"/>
       <w:pPr>
-        <w:tabs>
-          <w:tab w:val="num" w:pos="0"/>
-        </w:tabs>
-        <w:ind w:left="480" w:hanging="480"/>
+        <w:ind w:left="720" w:hanging="480"/>
       </w:pPr>
     </w:lvl>
     <w:lvl w:ilvl="1">
@@ -2696,10 +3389,7 @@
       <w:lvlText w:val=" "/>
       <w:lvlJc w:val="left"/>
       <w:pPr>
-        <w:tabs>
-          <w:tab w:val="num" w:pos="720"/>
-        </w:tabs>
-        <w:ind w:left="1200" w:hanging="480"/>
+        <w:ind w:left="1440" w:hanging="480"/>
       </w:pPr>
     </w:lvl>
     <w:lvl w:ilvl="2">
@@ -2707,10 +3397,7 @@
       <w:lvlText w:val=" "/>
       <w:lvlJc w:val="left"/>
       <w:pPr>
-        <w:tabs>
-          <w:tab w:val="num" w:pos="1440"/>
-        </w:tabs>
-        <w:ind w:left="1920" w:hanging="480"/>
+        <w:ind w:left="2160" w:hanging="480"/>
       </w:pPr>
     </w:lvl>
     <w:lvl w:ilvl="3">
@@ -2718,10 +3405,7 @@
       <w:lvlText w:val=" "/>
       <w:lvlJc w:val="left"/>
       <w:pPr>
-        <w:tabs>
-          <w:tab w:val="num" w:pos="2160"/>
-        </w:tabs>
-        <w:ind w:left="2640" w:hanging="480"/>
+        <w:ind w:left="2880" w:hanging="480"/>
       </w:pPr>
     </w:lvl>
     <w:lvl w:ilvl="4">
@@ -2729,10 +3413,7 @@
       <w:lvlText w:val=" "/>
       <w:lvlJc w:val="left"/>
       <w:pPr>
-        <w:tabs>
-          <w:tab w:val="num" w:pos="2880"/>
-        </w:tabs>
-        <w:ind w:left="3360" w:hanging="480"/>
+        <w:ind w:left="3600" w:hanging="480"/>
       </w:pPr>
     </w:lvl>
     <w:lvl w:ilvl="5">
@@ -2740,10 +3421,7 @@
       <w:lvlText w:val=" "/>
       <w:lvlJc w:val="left"/>
       <w:pPr>
-        <w:tabs>
-          <w:tab w:val="num" w:pos="3600"/>
-        </w:tabs>
-        <w:ind w:left="4080" w:hanging="480"/>
+        <w:ind w:left="4320" w:hanging="480"/>
       </w:pPr>
     </w:lvl>
     <w:lvl w:ilvl="6">
@@ -2751,10 +3429,7 @@
       <w:lvlText w:val=" "/>
       <w:lvlJc w:val="left"/>
       <w:pPr>
-        <w:tabs>
-          <w:tab w:val="num" w:pos="4320"/>
-        </w:tabs>
-        <w:ind w:left="4800" w:hanging="480"/>
+        <w:ind w:left="5040" w:hanging="480"/>
       </w:pPr>
     </w:lvl>
     <w:lvl w:ilvl="7">
@@ -2762,10 +3437,7 @@
       <w:lvlText w:val=" "/>
       <w:lvlJc w:val="left"/>
       <w:pPr>
-        <w:tabs>
-          <w:tab w:val="num" w:pos="5040"/>
-        </w:tabs>
-        <w:ind w:left="5520" w:hanging="480"/>
+        <w:ind w:left="5760" w:hanging="480"/>
       </w:pPr>
     </w:lvl>
     <w:lvl w:ilvl="8">
@@ -2773,25 +3445,19 @@
       <w:lvlText w:val=" "/>
       <w:lvlJc w:val="left"/>
       <w:pPr>
-        <w:tabs>
-          <w:tab w:val="num" w:pos="5760"/>
-        </w:tabs>
-        <w:ind w:left="6240" w:hanging="480"/>
+        <w:ind w:left="6480" w:hanging="480"/>
       </w:pPr>
     </w:lvl>
   </w:abstractNum>
   <w:abstractNum w:abstractNumId="991">
-    <w:nsid w:val="ea454b4c"/>
+    <w:nsid w:val="A991"/>
     <w:multiLevelType w:val="multilevel"/>
     <w:lvl w:ilvl="0">
       <w:numFmt w:val="bullet"/>
       <w:lvlText w:val="•"/>
       <w:lvlJc w:val="left"/>
       <w:pPr>
-        <w:tabs>
-          <w:tab w:val="num" w:pos="0"/>
-        </w:tabs>
-        <w:ind w:left="480" w:hanging="480"/>
+        <w:ind w:left="720" w:hanging="480"/>
       </w:pPr>
     </w:lvl>
     <w:lvl w:ilvl="1">
@@ -2799,10 +3465,7 @@
       <w:lvlText w:val="–"/>
       <w:lvlJc w:val="left"/>
       <w:pPr>
-        <w:tabs>
-          <w:tab w:val="num" w:pos="720"/>
-        </w:tabs>
-        <w:ind w:left="1200" w:hanging="480"/>
+        <w:ind w:left="1440" w:hanging="480"/>
       </w:pPr>
     </w:lvl>
     <w:lvl w:ilvl="2">
@@ -2810,10 +3473,7 @@
       <w:lvlText w:val="•"/>
       <w:lvlJc w:val="left"/>
       <w:pPr>
-        <w:tabs>
-          <w:tab w:val="num" w:pos="1440"/>
-        </w:tabs>
-        <w:ind w:left="1920" w:hanging="480"/>
+        <w:ind w:left="2160" w:hanging="480"/>
       </w:pPr>
     </w:lvl>
     <w:lvl w:ilvl="3">
@@ -2821,10 +3481,7 @@
       <w:lvlText w:val="–"/>
       <w:lvlJc w:val="left"/>
       <w:pPr>
-        <w:tabs>
-          <w:tab w:val="num" w:pos="2160"/>
-        </w:tabs>
-        <w:ind w:left="2640" w:hanging="480"/>
+        <w:ind w:left="2880" w:hanging="480"/>
       </w:pPr>
     </w:lvl>
     <w:lvl w:ilvl="4">
@@ -2832,10 +3489,7 @@
       <w:lvlText w:val="•"/>
       <w:lvlJc w:val="left"/>
       <w:pPr>
-        <w:tabs>
-          <w:tab w:val="num" w:pos="2880"/>
-        </w:tabs>
-        <w:ind w:left="3360" w:hanging="480"/>
+        <w:ind w:left="3600" w:hanging="480"/>
       </w:pPr>
     </w:lvl>
     <w:lvl w:ilvl="5">
@@ -2843,10 +3497,7 @@
       <w:lvlText w:val="–"/>
       <w:lvlJc w:val="left"/>
       <w:pPr>
-        <w:tabs>
-          <w:tab w:val="num" w:pos="3600"/>
-        </w:tabs>
-        <w:ind w:left="4080" w:hanging="480"/>
+        <w:ind w:left="4320" w:hanging="480"/>
       </w:pPr>
     </w:lvl>
     <w:lvl w:ilvl="6">
@@ -2854,10 +3505,7 @@
       <w:lvlText w:val="•"/>
       <w:lvlJc w:val="left"/>
       <w:pPr>
-        <w:tabs>
-          <w:tab w:val="num" w:pos="4320"/>
-        </w:tabs>
-        <w:ind w:left="4800" w:hanging="480"/>
+        <w:ind w:left="5040" w:hanging="480"/>
       </w:pPr>
     </w:lvl>
     <w:lvl w:ilvl="7">
@@ -2865,10 +3513,7 @@
       <w:lvlText w:val="–"/>
       <w:lvlJc w:val="left"/>
       <w:pPr>
-        <w:tabs>
-          <w:tab w:val="num" w:pos="5040"/>
-        </w:tabs>
-        <w:ind w:left="5520" w:hanging="480"/>
+        <w:ind w:left="5760" w:hanging="480"/>
       </w:pPr>
     </w:lvl>
     <w:lvl w:ilvl="8">
@@ -2876,10 +3521,7 @@
       <w:lvlText w:val="•"/>
       <w:lvlJc w:val="left"/>
       <w:pPr>
-        <w:tabs>
-          <w:tab w:val="num" w:pos="5760"/>
-        </w:tabs>
-        <w:ind w:left="6240" w:hanging="480"/>
+        <w:ind w:left="6480" w:hanging="480"/>
       </w:pPr>
     </w:lvl>
   </w:abstractNum>
@@ -2897,10 +3539,10 @@
   <w:docDefaults>
     <w:rPrDefault>
       <w:rPr>
-        <w:rFonts w:asciiTheme="minorHAnsi" w:eastAsiaTheme="minorHAnsi" w:hAnsiTheme="minorHAnsi" w:cstheme="minorBidi"/>
+        <w:rFonts w:asciiTheme="minorHAnsi" w:cstheme="minorBidi" w:eastAsiaTheme="minorHAnsi" w:hAnsiTheme="minorHAnsi"/>
         <w:sz w:val="24"/>
         <w:szCs w:val="24"/>
-        <w:lang w:val="en-US" w:eastAsia="en-US" w:bidi="ar-SA"/>
+        <w:lang w:bidi="ar-SA" w:eastAsia="en-US" w:val="en-US"/>
       </w:rPr>
     </w:rPrDefault>
     <w:pPrDefault>
@@ -2909,35 +3551,35 @@
       </w:pPr>
     </w:pPrDefault>
   </w:docDefaults>
-  <w:latentStyles w:defLockedState="0" w:defUIPriority="0" w:defSemiHidden="0" w:defUnhideWhenUsed="0" w:defQFormat="0" w:count="276"/>
-  <w:style w:type="paragraph" w:default="1" w:styleId="Normal">
+  <w:latentStyles w:count="276" w:defLockedState="0" w:defQFormat="0" w:defSemiHidden="0" w:defUIPriority="0" w:defUnhideWhenUsed="0"/>
+  <w:style w:default="1" w:styleId="Normal" w:type="paragraph">
     <w:name w:val="Normal"/>
     <w:qFormat/>
   </w:style>
-  <w:style w:type="paragraph" w:styleId="BodyText">
+  <w:style w:styleId="BodyText" w:type="paragraph">
     <w:name w:val="Body Text"/>
     <w:basedOn w:val="Normal"/>
     <w:link w:val="BodyTextChar"/>
     <w:pPr>
-      <w:spacing w:before="180" w:after="180"/>
+      <w:spacing w:after="180" w:before="180"/>
     </w:pPr>
     <w:qFormat/>
   </w:style>
-  <w:style w:type="paragraph" w:customStyle="1" w:styleId="FirstParagraph">
+  <w:style w:customStyle="1" w:styleId="FirstParagraph" w:type="paragraph">
     <w:name w:val="First Paragraph"/>
     <w:basedOn w:val="BodyText"/>
     <w:next w:val="BodyText"/>
     <w:qFormat/>
   </w:style>
-  <w:style w:type="paragraph" w:customStyle="1" w:styleId="Compact">
+  <w:style w:customStyle="1" w:styleId="Compact" w:type="paragraph">
     <w:name w:val="Compact"/>
     <w:basedOn w:val="BodyText"/>
     <w:qFormat/>
     <w:pPr>
-      <w:spacing w:before="36" w:after="36"/>
+      <w:spacing w:after="36" w:before="36"/>
     </w:pPr>
   </w:style>
-  <w:style w:type="paragraph" w:styleId="Title">
+  <w:style w:styleId="Title" w:type="paragraph">
     <w:name w:val="Title"/>
     <w:basedOn w:val="Normal"/>
     <w:next w:val="BodyText"/>
@@ -2945,19 +3587,19 @@
     <w:pPr>
       <w:keepNext/>
       <w:keepLines/>
-      <w:spacing w:before="480" w:after="240"/>
+      <w:spacing w:after="240" w:before="480"/>
       <w:jc w:val="center"/>
     </w:pPr>
     <w:rPr>
-      <w:rFonts w:asciiTheme="majorHAnsi" w:eastAsiaTheme="majorEastAsia" w:hAnsiTheme="majorHAnsi" w:cstheme="majorBidi"/>
+      <w:rFonts w:asciiTheme="majorHAnsi" w:cstheme="majorBidi" w:eastAsiaTheme="majorEastAsia" w:hAnsiTheme="majorHAnsi"/>
       <w:b/>
       <w:bCs/>
-      <w:color w:val="345A8A" w:themeColor="accent1" w:themeShade="B5"/>
+      <w:color w:themeColor="accent1" w:themeShade="B5" w:val="345A8A"/>
       <w:sz w:val="36"/>
       <w:szCs w:val="36"/>
     </w:rPr>
   </w:style>
-  <w:style w:type="paragraph" w:styleId="Subtitle">
+  <w:style w:styleId="Subtitle" w:type="paragraph">
     <w:name w:val="Subtitle"/>
     <w:basedOn w:val="Title"/>
     <w:next w:val="BodyText"/>
@@ -2965,7 +3607,7 @@
     <w:pPr>
       <w:keepNext/>
       <w:keepLines/>
-      <w:spacing w:before="240" w:after="240"/>
+      <w:spacing w:after="240" w:before="240"/>
       <w:jc w:val="center"/>
     </w:pPr>
     <w:rPr>
@@ -2973,7 +3615,7 @@
       <w:szCs w:val="30"/>
     </w:rPr>
   </w:style>
-  <w:style w:type="paragraph" w:customStyle="1" w:styleId="Author">
+  <w:style w:customStyle="1" w:styleId="Author" w:type="paragraph">
     <w:name w:val="Author"/>
     <w:next w:val="BodyText"/>
     <w:qFormat/>
@@ -2983,7 +3625,7 @@
       <w:jc w:val="center"/>
     </w:pPr>
   </w:style>
-  <w:style w:type="paragraph" w:styleId="Date">
+  <w:style w:styleId="Date" w:type="paragraph">
     <w:name w:val="Date"/>
     <w:next w:val="BodyText"/>
     <w:qFormat/>
@@ -2993,7 +3635,26 @@
       <w:jc w:val="center"/>
     </w:pPr>
   </w:style>
-  <w:style w:type="paragraph" w:customStyle="1" w:styleId="Abstract">
+  <w:style w:customStyle="1" w:styleId="AbstractTitle" w:type="paragraph">
+    <w:name w:val="Abstract Title"/>
+    <w:basedOn w:val="Normal"/>
+    <w:next w:val="Abstract"/>
+    <w:qFormat/>
+    <w:pPr>
+      <w:keepNext/>
+      <w:keepLines/>
+      <w:jc w:val="center"/>
+      <w:spacing w:after="0" w:before="300"/>
+    </w:pPr>
+    <w:rPr>
+      <w:sz w:val="20"/>
+      <w:szCs w:val="20"/>
+      <w:b/>
+      <w:color w:val="345A8A"/>
+      &gt;
+    </w:rPr>
+  </w:style>
+  <w:style w:customStyle="1" w:styleId="Abstract" w:type="paragraph">
     <w:name w:val="Abstract"/>
     <w:basedOn w:val="Normal"/>
     <w:next w:val="BodyText"/>
@@ -3001,14 +3662,14 @@
     <w:pPr>
       <w:keepNext/>
       <w:keepLines/>
-      <w:spacing w:before="300" w:after="300"/>
+      <w:spacing w:after="300" w:before="100"/>
     </w:pPr>
     <w:rPr>
       <w:sz w:val="20"/>
       <w:szCs w:val="20"/>
     </w:rPr>
   </w:style>
-  <w:style w:type="paragraph" w:styleId="Bibliography">
+  <w:style w:styleId="Bibliography" w:type="paragraph">
     <w:name w:val="Bibliography"/>
     <w:basedOn w:val="Normal"/>
     <w:next w:val="Bibliography"/>
@@ -3016,7 +3677,7 @@
     <w:pPr/>
     <w:rPr/>
   </w:style>
-  <w:style w:type="paragraph" w:styleId="Heading1">
+  <w:style w:styleId="Heading1" w:type="paragraph">
     <w:name w:val="Heading 1"/>
     <w:basedOn w:val="Normal"/>
     <w:next w:val="BodyText"/>
@@ -3025,19 +3686,19 @@
     <w:pPr>
       <w:keepNext/>
       <w:keepLines/>
-      <w:spacing w:before="480" w:after="0"/>
+      <w:spacing w:after="0" w:before="480"/>
       <w:outlineLvl w:val="0"/>
     </w:pPr>
     <w:rPr>
-      <w:rFonts w:asciiTheme="majorHAnsi" w:eastAsiaTheme="majorEastAsia" w:hAnsiTheme="majorHAnsi" w:cstheme="majorBidi"/>
+      <w:rFonts w:asciiTheme="majorHAnsi" w:cstheme="majorBidi" w:eastAsiaTheme="majorEastAsia" w:hAnsiTheme="majorHAnsi"/>
       <w:b/>
       <w:bCs/>
-      <w:color w:val="4F81BD" w:themeColor="accent1"/>
+      <w:color w:themeColor="accent1" w:val="4F81BD"/>
       <w:sz w:val="32"/>
       <w:szCs w:val="32"/>
     </w:rPr>
   </w:style>
-  <w:style w:type="paragraph" w:styleId="Heading2">
+  <w:style w:styleId="Heading2" w:type="paragraph">
     <w:name w:val="Heading 2"/>
     <w:basedOn w:val="Normal"/>
     <w:next w:val="BodyText"/>
@@ -3047,19 +3708,19 @@
     <w:pPr>
       <w:keepNext/>
       <w:keepLines/>
-      <w:spacing w:before="200" w:after="0"/>
+      <w:spacing w:after="0" w:before="200"/>
       <w:outlineLvl w:val="1"/>
     </w:pPr>
     <w:rPr>
-      <w:rFonts w:asciiTheme="majorHAnsi" w:eastAsiaTheme="majorEastAsia" w:hAnsiTheme="majorHAnsi" w:cstheme="majorBidi"/>
+      <w:rFonts w:asciiTheme="majorHAnsi" w:cstheme="majorBidi" w:eastAsiaTheme="majorEastAsia" w:hAnsiTheme="majorHAnsi"/>
       <w:b/>
       <w:bCs/>
-      <w:color w:val="4F81BD" w:themeColor="accent1"/>
+      <w:color w:themeColor="accent1" w:val="4F81BD"/>
       <w:sz w:val="28"/>
       <w:szCs w:val="28"/>
     </w:rPr>
   </w:style>
-  <w:style w:type="paragraph" w:styleId="Heading3">
+  <w:style w:styleId="Heading3" w:type="paragraph">
     <w:name w:val="Heading 3"/>
     <w:basedOn w:val="Normal"/>
     <w:next w:val="BodyText"/>
@@ -3069,19 +3730,19 @@
     <w:pPr>
       <w:keepNext/>
       <w:keepLines/>
-      <w:spacing w:before="200" w:after="0"/>
+      <w:spacing w:after="0" w:before="200"/>
       <w:outlineLvl w:val="2"/>
     </w:pPr>
     <w:rPr>
-      <w:rFonts w:asciiTheme="majorHAnsi" w:eastAsiaTheme="majorEastAsia" w:hAnsiTheme="majorHAnsi" w:cstheme="majorBidi"/>
+      <w:rFonts w:asciiTheme="majorHAnsi" w:cstheme="majorBidi" w:eastAsiaTheme="majorEastAsia" w:hAnsiTheme="majorHAnsi"/>
       <w:b/>
       <w:bCs/>
-      <w:color w:val="4F81BD" w:themeColor="accent1"/>
+      <w:color w:themeColor="accent1" w:val="4F81BD"/>
       <w:sz w:val="24"/>
       <w:szCs w:val="24"/>
     </w:rPr>
   </w:style>
-  <w:style w:type="paragraph" w:styleId="Heading4">
+  <w:style w:styleId="Heading4" w:type="paragraph">
     <w:name w:val="Heading 4"/>
     <w:basedOn w:val="Normal"/>
     <w:next w:val="BodyText"/>
@@ -3091,19 +3752,19 @@
     <w:pPr>
       <w:keepNext/>
       <w:keepLines/>
-      <w:spacing w:before="200" w:after="0"/>
+      <w:spacing w:after="0" w:before="200"/>
       <w:outlineLvl w:val="3"/>
     </w:pPr>
     <w:rPr>
-      <w:rFonts w:asciiTheme="majorHAnsi" w:eastAsiaTheme="majorEastAsia" w:hAnsiTheme="majorHAnsi" w:cstheme="majorBidi"/>
+      <w:rFonts w:asciiTheme="majorHAnsi" w:cstheme="majorBidi" w:eastAsiaTheme="majorEastAsia" w:hAnsiTheme="majorHAnsi"/>
       <w:i/>
       <w:bCs/>
-      <w:color w:val="4F81BD" w:themeColor="accent1"/>
+      <w:color w:themeColor="accent1" w:val="4F81BD"/>
       <w:sz w:val="24"/>
       <w:szCs w:val="24"/>
     </w:rPr>
   </w:style>
-  <w:style w:type="paragraph" w:styleId="Heading5">
+  <w:style w:styleId="Heading5" w:type="paragraph">
     <w:name w:val="Heading 5"/>
     <w:basedOn w:val="Normal"/>
     <w:next w:val="BodyText"/>
@@ -3113,18 +3774,18 @@
     <w:pPr>
       <w:keepNext/>
       <w:keepLines/>
-      <w:spacing w:before="200" w:after="0"/>
+      <w:spacing w:after="0" w:before="200"/>
       <w:outlineLvl w:val="4"/>
     </w:pPr>
     <w:rPr>
-      <w:rFonts w:asciiTheme="majorHAnsi" w:eastAsiaTheme="majorEastAsia" w:hAnsiTheme="majorHAnsi" w:cstheme="majorBidi"/>
+      <w:rFonts w:asciiTheme="majorHAnsi" w:cstheme="majorBidi" w:eastAsiaTheme="majorEastAsia" w:hAnsiTheme="majorHAnsi"/>
       <w:iCs/>
-      <w:color w:val="4F81BD" w:themeColor="accent1"/>
+      <w:color w:themeColor="accent1" w:val="4F81BD"/>
       <w:sz w:val="24"/>
       <w:szCs w:val="24"/>
     </w:rPr>
   </w:style>
-  <w:style w:type="paragraph" w:styleId="Heading6">
+  <w:style w:styleId="Heading6" w:type="paragraph">
     <w:name w:val="Heading 6"/>
     <w:basedOn w:val="Normal"/>
     <w:next w:val="BodyText"/>
@@ -3134,17 +3795,17 @@
     <w:pPr>
       <w:keepNext/>
       <w:keepLines/>
-      <w:spacing w:before="200" w:after="0"/>
+      <w:spacing w:after="0" w:before="200"/>
       <w:outlineLvl w:val="5"/>
     </w:pPr>
     <w:rPr>
-      <w:rFonts w:asciiTheme="majorHAnsi" w:eastAsiaTheme="majorEastAsia" w:hAnsiTheme="majorHAnsi" w:cstheme="majorBidi"/>
-      <w:color w:val="4F81BD" w:themeColor="accent1"/>
+      <w:rFonts w:asciiTheme="majorHAnsi" w:cstheme="majorBidi" w:eastAsiaTheme="majorEastAsia" w:hAnsiTheme="majorHAnsi"/>
+      <w:color w:themeColor="accent1" w:val="4F81BD"/>
       <w:sz w:val="24"/>
       <w:szCs w:val="24"/>
     </w:rPr>
   </w:style>
-  <w:style w:type="paragraph" w:styleId="Heading7">
+  <w:style w:styleId="Heading7" w:type="paragraph">
     <w:name w:val="Heading 7"/>
     <w:basedOn w:val="Normal"/>
     <w:next w:val="BodyText"/>
@@ -3154,17 +3815,17 @@
     <w:pPr>
       <w:keepNext/>
       <w:keepLines/>
-      <w:spacing w:before="200" w:after="0"/>
+      <w:spacing w:after="0" w:before="200"/>
       <w:outlineLvl w:val="6"/>
     </w:pPr>
     <w:rPr>
-      <w:rFonts w:asciiTheme="majorHAnsi" w:eastAsiaTheme="majorEastAsia" w:hAnsiTheme="majorHAnsi" w:cstheme="majorBidi"/>
-      <w:color w:val="4F81BD" w:themeColor="accent1"/>
+      <w:rFonts w:asciiTheme="majorHAnsi" w:cstheme="majorBidi" w:eastAsiaTheme="majorEastAsia" w:hAnsiTheme="majorHAnsi"/>
+      <w:color w:themeColor="accent1" w:val="4F81BD"/>
       <w:sz w:val="24"/>
       <w:szCs w:val="24"/>
     </w:rPr>
   </w:style>
-  <w:style w:type="paragraph" w:styleId="Heading8">
+  <w:style w:styleId="Heading8" w:type="paragraph">
     <w:name w:val="Heading 8"/>
     <w:basedOn w:val="Normal"/>
     <w:next w:val="BodyText"/>
@@ -3174,17 +3835,17 @@
     <w:pPr>
       <w:keepNext/>
       <w:keepLines/>
-      <w:spacing w:before="200" w:after="0"/>
+      <w:spacing w:after="0" w:before="200"/>
       <w:outlineLvl w:val="7"/>
     </w:pPr>
     <w:rPr>
-      <w:rFonts w:asciiTheme="majorHAnsi" w:eastAsiaTheme="majorEastAsia" w:hAnsiTheme="majorHAnsi" w:cstheme="majorBidi"/>
-      <w:color w:val="4F81BD" w:themeColor="accent1"/>
+      <w:rFonts w:asciiTheme="majorHAnsi" w:cstheme="majorBidi" w:eastAsiaTheme="majorEastAsia" w:hAnsiTheme="majorHAnsi"/>
+      <w:color w:themeColor="accent1" w:val="4F81BD"/>
       <w:sz w:val="24"/>
       <w:szCs w:val="24"/>
     </w:rPr>
   </w:style>
-  <w:style w:type="paragraph" w:styleId="Heading9">
+  <w:style w:styleId="Heading9" w:type="paragraph">
     <w:name w:val="Heading 9"/>
     <w:basedOn w:val="Normal"/>
     <w:next w:val="BodyText"/>
@@ -3194,17 +3855,17 @@
     <w:pPr>
       <w:keepNext/>
       <w:keepLines/>
-      <w:spacing w:before="200" w:after="0"/>
+      <w:spacing w:after="0" w:before="200"/>
       <w:outlineLvl w:val="8"/>
     </w:pPr>
     <w:rPr>
-      <w:rFonts w:asciiTheme="majorHAnsi" w:eastAsiaTheme="majorEastAsia" w:hAnsiTheme="majorHAnsi" w:cstheme="majorBidi"/>
-      <w:color w:val="4F81BD" w:themeColor="accent1"/>
+      <w:rFonts w:asciiTheme="majorHAnsi" w:cstheme="majorBidi" w:eastAsiaTheme="majorEastAsia" w:hAnsiTheme="majorHAnsi"/>
+      <w:color w:themeColor="accent1" w:val="4F81BD"/>
       <w:sz w:val="24"/>
       <w:szCs w:val="24"/>
     </w:rPr>
   </w:style>
-  <w:style w:type="paragraph" w:styleId="BlockText">
+  <w:style w:styleId="BlockText" w:type="paragraph">
     <w:name w:val="Block Text"/>
     <w:basedOn w:val="BodyText"/>
     <w:next w:val="BodyText"/>
@@ -3212,11 +3873,11 @@
     <w:unhideWhenUsed/>
     <w:qFormat/>
     <w:pPr>
-      <w:spacing w:before="100" w:after="100"/>
+      <w:spacing w:after="100" w:before="100"/>
       <w:ind w:firstLine="0" w:left="480" w:right="480"/>
     </w:pPr>
   </w:style>
-  <w:style w:type="paragraph" w:styleId="FootnoteText">
+  <w:style w:styleId="FootnoteText" w:type="paragraph">
     <w:name w:val="Footnote Text"/>
     <w:basedOn w:val="Normal"/>
     <w:next w:val="FootnoteText"/>
@@ -3224,28 +3885,43 @@
     <w:unhideWhenUsed/>
     <w:qFormat/>
   </w:style>
-  <w:style w:type="character" w:default="1" w:styleId="DefaultParagraphFont">
+  <w:style w:default="1" w:styleId="DefaultParagraphFont" w:type="character">
     <w:name w:val="Default Paragraph Font"/>
     <w:semiHidden/>
     <w:unhideWhenUsed/>
   </w:style>
-  <w:style w:type="table" w:default="1" w:styleId="Table">
+  <w:style w:default="1" w:styleId="Table" w:type="table">
     <w:name w:val="Table"/>
     <w:basedOn w:val="TableNormal"/>
     <w:semiHidden/>
     <w:unhideWhenUsed/>
     <w:qFormat/>
     <w:tblPr>
-      <w:tblInd w:w="0" w:type="dxa"/>
+      <w:tblInd w:type="dxa" w:w="0"/>
       <w:tblCellMar>
-        <w:top w:w="0" w:type="dxa"/>
-        <w:left w:w="108" w:type="dxa"/>
-        <w:bottom w:w="0" w:type="dxa"/>
-        <w:right w:w="108" w:type="dxa"/>
+        <w:top w:type="dxa" w:w="0"/>
+        <w:left w:type="dxa" w:w="108"/>
+        <w:bottom w:type="dxa" w:w="0"/>
+        <w:right w:type="dxa" w:w="108"/>
       </w:tblCellMar>
     </w:tblPr>
-  </w:style>
-  <w:style w:type="paragraph" w:customStyle="1" w:styleId="DefinitionTerm">
+    <w:tblStylePr w:type="firstRow">
+      <w:tblPr>
+        <w:jc w:val="left"/>
+        <w:tblInd w:type="dxa" w:w="0"/>
+      </w:tblPr>
+      <w:trPr>
+        <w:jc w:val="left"/>
+      </w:trPr>
+      <w:tcPr>
+        <w:vAlign w:val="bottom"/>
+        <w:tcBorders>
+          <w:bottom w:val="single"/>
+        </w:tcBorders>
+      </w:tcPr>
+    </w:tblStylePr>
+  </w:style>
+  <w:style w:customStyle="1" w:styleId="DefinitionTerm" w:type="paragraph">
     <w:name w:val="Definition Term"/>
     <w:basedOn w:val="Normal"/>
     <w:next w:val="Definition"/>
@@ -3258,49 +3934,49 @@
       <w:b/>
     </w:rPr>
   </w:style>
-  <w:style w:type="paragraph" w:customStyle="1" w:styleId="Definition">
+  <w:style w:customStyle="1" w:styleId="Definition" w:type="paragraph">
     <w:name w:val="Definition"/>
     <w:basedOn w:val="Normal"/>
   </w:style>
-  <w:style w:type="paragraph" w:styleId="Caption">
+  <w:style w:styleId="Caption" w:type="paragraph">
     <w:name w:val="Caption"/>
     <w:basedOn w:val="Normal"/>
     <w:link w:val="BodyTextChar"/>
     <w:pPr>
-      <w:spacing w:before="0" w:after="120"/>
+      <w:spacing w:after="120" w:before="0"/>
     </w:pPr>
     <w:rPr>
       <w:i/>
     </w:rPr>
   </w:style>
-  <w:style w:type="paragraph" w:customStyle="1" w:styleId="TableCaption">
+  <w:style w:customStyle="1" w:styleId="TableCaption" w:type="paragraph">
     <w:name w:val="Table Caption"/>
     <w:basedOn w:val="Caption"/>
     <w:pPr>
       <w:keepNext/>
     </w:pPr>
   </w:style>
-  <w:style w:type="paragraph" w:customStyle="1" w:styleId="ImageCaption">
+  <w:style w:customStyle="1" w:styleId="ImageCaption" w:type="paragraph">
     <w:name w:val="Image Caption"/>
     <w:basedOn w:val="Caption"/>
   </w:style>
-  <w:style w:type="paragraph" w:customStyle="1" w:styleId="Figure">
+  <w:style w:customStyle="1" w:styleId="Figure" w:type="paragraph">
     <w:name w:val="Figure"/>
     <w:basedOn w:val="Normal"/>
   </w:style>
-  <w:style w:type="paragraph" w:customStyle="1" w:styleId="CaptionedFigure">
+  <w:style w:customStyle="1" w:styleId="CaptionedFigure" w:type="paragraph">
     <w:name w:val="Captioned Figure"/>
     <w:basedOn w:val="Figure"/>
     <w:pPr>
       <w:keepNext/>
     </w:pPr>
   </w:style>
-  <w:style w:type="character" w:customStyle="1" w:styleId="BodyTextChar">
+  <w:style w:customStyle="1" w:styleId="BodyTextChar" w:type="character">
     <w:name w:val="Body Text Char"/>
     <w:basedOn w:val="DefaultParagraphFont"/>
     <w:link w:val="BodyText"/>
   </w:style>
-  <w:style w:type="character" w:customStyle="1" w:styleId="VerbatimChar">
+  <w:style w:customStyle="1" w:styleId="VerbatimChar" w:type="character">
     <w:name w:val="Verbatim Char"/>
     <w:basedOn w:val="BodyTextChar"/>
     <w:rPr>
@@ -3308,21 +3984,25 @@
       <w:sz w:val="22"/>
     </w:rPr>
   </w:style>
-  <w:style w:type="character" w:styleId="FootnoteReference">
+  <w:style w:customStyle="1" w:styleId="SectionNumber" w:type="character">
+    <w:name w:val="Section Number"/>
+    <w:basedOn w:val="BodyTextChar"/>
+  </w:style>
+  <w:style w:styleId="FootnoteReference" w:type="character">
     <w:name w:val="Footnote Reference"/>
     <w:basedOn w:val="BodyTextChar"/>
     <w:rPr>
       <w:vertAlign w:val="superscript"/>
     </w:rPr>
   </w:style>
-  <w:style w:type="character" w:styleId="Hyperlink">
+  <w:style w:styleId="Hyperlink" w:type="character">
     <w:name w:val="Hyperlink"/>
     <w:basedOn w:val="BodyTextChar"/>
     <w:rPr>
-      <w:color w:val="4F81BD" w:themeColor="accent1"/>
-    </w:rPr>
-  </w:style>
-  <w:style w:type="paragraph" w:styleId="TOCHeading">
+      <w:color w:themeColor="accent1" w:val="4F81BD"/>
+    </w:rPr>
+  </w:style>
+  <w:style w:styleId="TOCHeading" w:type="paragraph">
     <w:name w:val="TOC Heading"/>
     <w:basedOn w:val="Heading1"/>
     <w:next w:val="BodyText"/>
@@ -3334,10 +4014,10 @@
       <w:outlineLvl w:val="9"/>
     </w:pPr>
     <w:rPr>
-      <w:rFonts w:asciiTheme="majorHAnsi" w:eastAsiaTheme="majorEastAsia" w:hAnsiTheme="majorHAnsi" w:cstheme="majorBidi"/>
+      <w:rFonts w:asciiTheme="majorHAnsi" w:cstheme="majorBidi" w:eastAsiaTheme="majorEastAsia" w:hAnsiTheme="majorHAnsi"/>
       <w:b w:val="0"/>
       <w:bCs w:val="0"/>
-      <w:color w:val="365F91" w:themeColor="accent1" w:themeShade="BF"/>
+      <w:color w:themeColor="accent1" w:themeShade="BF" w:val="365F91"/>
     </w:rPr>
   </w:style>
   <w:style w:type="paragraph" w:customStyle="1" w:styleId="SourceCode">
@@ -3429,7 +4109,10 @@
   <w:style w:type="character" w:customStyle="1" w:styleId="ImportTok">
     <w:name w:val="ImportTok"/>
     <w:basedOn w:val="VerbatimChar"/>
-    <w:rPr/>
+    <w:rPr>
+      <w:color w:val="008000"/>
+      <w:b/>
+    </w:rPr>
   </w:style>
   <w:style w:type="character" w:customStyle="1" w:styleId="CommentTok">
     <w:name w:val="CommentTok"/>
@@ -3504,7 +4187,9 @@
   <w:style w:type="character" w:customStyle="1" w:styleId="BuiltInTok">
     <w:name w:val="BuiltInTok"/>
     <w:basedOn w:val="VerbatimChar"/>
-    <w:rPr/>
+    <w:rPr>
+      <w:color w:val="008000"/>
+    </w:rPr>
   </w:style>
   <w:style w:type="character" w:customStyle="1" w:styleId="ExtensionTok">
     <w:name w:val="ExtensionTok"/>
